--- a/RFC_DI_Framework_Benchmark.docx
+++ b/RFC_DI_Framework_Benchmark.docx
@@ -40,7 +40,7 @@
         <w:rPr>
           <w:sz w:val="22"/>
         </w:rPr>
-        <w:t>Date: May 17, 2026</w:t>
+        <w:t>Date: May 19, 2026</w:t>
         <w:br/>
       </w:r>
       <w:r>
@@ -324,7 +324,7 @@
         </w:tc>
         <w:tc>
           <w:tcPr>
-            <w:tcW w:type="dxa" w:w="1984"/>
+            <w:tcW w:type="dxa" w:w="1701"/>
             <w:shd w:val="clear" w:color="auto" w:fill="1A237E"/>
           </w:tcPr>
           <w:p>
@@ -343,7 +343,7 @@
         </w:tc>
         <w:tc>
           <w:tcPr>
-            <w:tcW w:type="dxa" w:w="1984"/>
+            <w:tcW w:type="dxa" w:w="1701"/>
             <w:shd w:val="clear" w:color="auto" w:fill="1A237E"/>
           </w:tcPr>
           <w:p>
@@ -362,7 +362,7 @@
         </w:tc>
         <w:tc>
           <w:tcPr>
-            <w:tcW w:type="dxa" w:w="1984"/>
+            <w:tcW w:type="dxa" w:w="1701"/>
             <w:shd w:val="clear" w:color="auto" w:fill="1A237E"/>
           </w:tcPr>
           <w:p>
@@ -375,13 +375,13 @@
                 <w:color w:val="FFFFFF"/>
                 <w:sz w:val="20"/>
               </w:rPr>
-              <w:t>Koin</w:t>
-            </w:r>
-          </w:p>
-        </w:tc>
-        <w:tc>
-          <w:tcPr>
-            <w:tcW w:type="dxa" w:w="2835"/>
+              <w:t>kotlin-inject-anvil</w:t>
+            </w:r>
+          </w:p>
+        </w:tc>
+        <w:tc>
+          <w:tcPr>
+            <w:tcW w:type="dxa" w:w="1701"/>
             <w:shd w:val="clear" w:color="auto" w:fill="1A237E"/>
           </w:tcPr>
           <w:p>
@@ -394,7 +394,7 @@
                 <w:color w:val="FFFFFF"/>
                 <w:sz w:val="20"/>
               </w:rPr>
-              <w:t>Winner</w:t>
+              <w:t>Koin</w:t>
             </w:r>
           </w:p>
         </w:tc>
@@ -418,65 +418,65 @@
         </w:tc>
         <w:tc>
           <w:tcPr>
-            <w:tcW w:type="dxa" w:w="1984"/>
-          </w:tcPr>
-          <w:p>
-            <w:pPr>
-              <w:jc w:val="center"/>
-            </w:pPr>
-            <w:r>
-              <w:rPr>
-                <w:sz w:val="20"/>
-              </w:rPr>
-              <w:t>3,400ms</w:t>
-            </w:r>
-          </w:p>
-        </w:tc>
-        <w:tc>
-          <w:tcPr>
-            <w:tcW w:type="dxa" w:w="1984"/>
-          </w:tcPr>
-          <w:p>
-            <w:pPr>
-              <w:jc w:val="center"/>
-            </w:pPr>
-            <w:r>
-              <w:rPr>
-                <w:sz w:val="20"/>
-              </w:rPr>
-              <w:t>2,050ms</w:t>
-            </w:r>
-          </w:p>
-        </w:tc>
-        <w:tc>
-          <w:tcPr>
-            <w:tcW w:type="dxa" w:w="1984"/>
-          </w:tcPr>
-          <w:p>
-            <w:pPr>
-              <w:jc w:val="center"/>
-            </w:pPr>
-            <w:r>
-              <w:rPr>
-                <w:sz w:val="20"/>
-              </w:rPr>
-              <w:t>1,520ms</w:t>
-            </w:r>
-          </w:p>
-        </w:tc>
-        <w:tc>
-          <w:tcPr>
-            <w:tcW w:type="dxa" w:w="2835"/>
-          </w:tcPr>
-          <w:p>
-            <w:pPr>
-              <w:jc w:val="center"/>
-            </w:pPr>
-            <w:r>
-              <w:rPr>
-                <w:sz w:val="20"/>
-              </w:rPr>
-              <w:t>Koin (55% faster than Hilt)</w:t>
+            <w:tcW w:type="dxa" w:w="1701"/>
+          </w:tcPr>
+          <w:p>
+            <w:pPr>
+              <w:jc w:val="center"/>
+            </w:pPr>
+            <w:r>
+              <w:rPr>
+                <w:sz w:val="20"/>
+              </w:rPr>
+              <w:t>4,930ms</w:t>
+            </w:r>
+          </w:p>
+        </w:tc>
+        <w:tc>
+          <w:tcPr>
+            <w:tcW w:type="dxa" w:w="1701"/>
+          </w:tcPr>
+          <w:p>
+            <w:pPr>
+              <w:jc w:val="center"/>
+            </w:pPr>
+            <w:r>
+              <w:rPr>
+                <w:sz w:val="20"/>
+              </w:rPr>
+              <w:t>2,786ms</w:t>
+            </w:r>
+          </w:p>
+        </w:tc>
+        <w:tc>
+          <w:tcPr>
+            <w:tcW w:type="dxa" w:w="1701"/>
+          </w:tcPr>
+          <w:p>
+            <w:pPr>
+              <w:jc w:val="center"/>
+            </w:pPr>
+            <w:r>
+              <w:rPr>
+                <w:sz w:val="20"/>
+              </w:rPr>
+              <w:t>2,472ms</w:t>
+            </w:r>
+          </w:p>
+        </w:tc>
+        <w:tc>
+          <w:tcPr>
+            <w:tcW w:type="dxa" w:w="1701"/>
+          </w:tcPr>
+          <w:p>
+            <w:pPr>
+              <w:jc w:val="center"/>
+            </w:pPr>
+            <w:r>
+              <w:rPr>
+                <w:sz w:val="20"/>
+              </w:rPr>
+              <w:t>2,257ms</w:t>
             </w:r>
           </w:p>
         </w:tc>
@@ -501,24 +501,24 @@
         </w:tc>
         <w:tc>
           <w:tcPr>
-            <w:tcW w:type="dxa" w:w="1984"/>
-            <w:shd w:val="clear" w:color="auto" w:fill="F5F5F5"/>
-          </w:tcPr>
-          <w:p>
-            <w:pPr>
-              <w:jc w:val="center"/>
-            </w:pPr>
-            <w:r>
-              <w:rPr>
-                <w:sz w:val="20"/>
-              </w:rPr>
-              <w:t>291 files / 488KB</w:t>
-            </w:r>
-          </w:p>
-        </w:tc>
-        <w:tc>
-          <w:tcPr>
-            <w:tcW w:type="dxa" w:w="1984"/>
+            <w:tcW w:type="dxa" w:w="1701"/>
+            <w:shd w:val="clear" w:color="auto" w:fill="F5F5F5"/>
+          </w:tcPr>
+          <w:p>
+            <w:pPr>
+              <w:jc w:val="center"/>
+            </w:pPr>
+            <w:r>
+              <w:rPr>
+                <w:sz w:val="20"/>
+              </w:rPr>
+              <w:t>387 files / 555KB</w:t>
+            </w:r>
+          </w:p>
+        </w:tc>
+        <w:tc>
+          <w:tcPr>
+            <w:tcW w:type="dxa" w:w="1701"/>
             <w:shd w:val="clear" w:color="auto" w:fill="F5F5F5"/>
           </w:tcPr>
           <w:p>
@@ -535,7 +535,24 @@
         </w:tc>
         <w:tc>
           <w:tcPr>
-            <w:tcW w:type="dxa" w:w="1984"/>
+            <w:tcW w:type="dxa" w:w="1701"/>
+            <w:shd w:val="clear" w:color="auto" w:fill="F5F5F5"/>
+          </w:tcPr>
+          <w:p>
+            <w:pPr>
+              <w:jc w:val="center"/>
+            </w:pPr>
+            <w:r>
+              <w:rPr>
+                <w:sz w:val="20"/>
+              </w:rPr>
+              <w:t>30 files / 58KB</w:t>
+            </w:r>
+          </w:p>
+        </w:tc>
+        <w:tc>
+          <w:tcPr>
+            <w:tcW w:type="dxa" w:w="1701"/>
             <w:shd w:val="clear" w:color="auto" w:fill="F5F5F5"/>
           </w:tcPr>
           <w:p>
@@ -547,23 +564,6 @@
                 <w:sz w:val="20"/>
               </w:rPr>
               <w:t>0 files</w:t>
-            </w:r>
-          </w:p>
-        </w:tc>
-        <w:tc>
-          <w:tcPr>
-            <w:tcW w:type="dxa" w:w="2835"/>
-            <w:shd w:val="clear" w:color="auto" w:fill="F5F5F5"/>
-          </w:tcPr>
-          <w:p>
-            <w:pPr>
-              <w:jc w:val="center"/>
-            </w:pPr>
-            <w:r>
-              <w:rPr>
-                <w:sz w:val="20"/>
-              </w:rPr>
-              <w:t>Metro &amp; Koin (zero codegen)</w:t>
             </w:r>
           </w:p>
         </w:tc>
@@ -581,71 +581,71 @@
               <w:rPr>
                 <w:sz w:val="20"/>
               </w:rPr>
-              <w:t>Runtime Total (123 classes)</w:t>
-            </w:r>
-          </w:p>
-        </w:tc>
-        <w:tc>
-          <w:tcPr>
-            <w:tcW w:type="dxa" w:w="1984"/>
-          </w:tcPr>
-          <w:p>
-            <w:pPr>
-              <w:jc w:val="center"/>
-            </w:pPr>
-            <w:r>
-              <w:rPr>
-                <w:sz w:val="20"/>
-              </w:rPr>
-              <w:t>16ms</w:t>
-            </w:r>
-          </w:p>
-        </w:tc>
-        <w:tc>
-          <w:tcPr>
-            <w:tcW w:type="dxa" w:w="1984"/>
-          </w:tcPr>
-          <w:p>
-            <w:pPr>
-              <w:jc w:val="center"/>
-            </w:pPr>
-            <w:r>
-              <w:rPr>
-                <w:sz w:val="20"/>
-              </w:rPr>
-              <w:t>15ms</w:t>
-            </w:r>
-          </w:p>
-        </w:tc>
-        <w:tc>
-          <w:tcPr>
-            <w:tcW w:type="dxa" w:w="1984"/>
-          </w:tcPr>
-          <w:p>
-            <w:pPr>
-              <w:jc w:val="center"/>
-            </w:pPr>
-            <w:r>
-              <w:rPr>
-                <w:sz w:val="20"/>
-              </w:rPr>
-              <w:t>17ms (82 classes)</w:t>
-            </w:r>
-          </w:p>
-        </w:tc>
-        <w:tc>
-          <w:tcPr>
-            <w:tcW w:type="dxa" w:w="2835"/>
-          </w:tcPr>
-          <w:p>
-            <w:pPr>
-              <w:jc w:val="center"/>
-            </w:pPr>
-            <w:r>
-              <w:rPr>
-                <w:sz w:val="20"/>
-              </w:rPr>
-              <w:t>Metro (fastest per-class)</w:t>
+              <w:t>Android Runtime Total</w:t>
+            </w:r>
+          </w:p>
+        </w:tc>
+        <w:tc>
+          <w:tcPr>
+            <w:tcW w:type="dxa" w:w="1701"/>
+          </w:tcPr>
+          <w:p>
+            <w:pPr>
+              <w:jc w:val="center"/>
+            </w:pPr>
+            <w:r>
+              <w:rPr>
+                <w:sz w:val="20"/>
+              </w:rPr>
+              <w:t>17ms (123 cls)</w:t>
+            </w:r>
+          </w:p>
+        </w:tc>
+        <w:tc>
+          <w:tcPr>
+            <w:tcW w:type="dxa" w:w="1701"/>
+          </w:tcPr>
+          <w:p>
+            <w:pPr>
+              <w:jc w:val="center"/>
+            </w:pPr>
+            <w:r>
+              <w:rPr>
+                <w:sz w:val="20"/>
+              </w:rPr>
+              <w:t>7ms (124 cls)</w:t>
+            </w:r>
+          </w:p>
+        </w:tc>
+        <w:tc>
+          <w:tcPr>
+            <w:tcW w:type="dxa" w:w="1701"/>
+          </w:tcPr>
+          <w:p>
+            <w:pPr>
+              <w:jc w:val="center"/>
+            </w:pPr>
+            <w:r>
+              <w:rPr>
+                <w:sz w:val="20"/>
+              </w:rPr>
+              <w:t>6ms (124 cls)</w:t>
+            </w:r>
+          </w:p>
+        </w:tc>
+        <w:tc>
+          <w:tcPr>
+            <w:tcW w:type="dxa" w:w="1701"/>
+          </w:tcPr>
+          <w:p>
+            <w:pPr>
+              <w:jc w:val="center"/>
+            </w:pPr>
+            <w:r>
+              <w:rPr>
+                <w:sz w:val="20"/>
+              </w:rPr>
+              <w:t>20ms (82 cls)</w:t>
             </w:r>
           </w:p>
         </w:tc>
@@ -664,75 +664,75 @@
               <w:rPr>
                 <w:sz w:val="20"/>
               </w:rPr>
-              <w:t>iOS Warm Injection (avg)</w:t>
-            </w:r>
-          </w:p>
-        </w:tc>
-        <w:tc>
-          <w:tcPr>
-            <w:tcW w:type="dxa" w:w="1984"/>
-            <w:shd w:val="clear" w:color="auto" w:fill="F5F5F5"/>
-          </w:tcPr>
-          <w:p>
-            <w:pPr>
-              <w:jc w:val="center"/>
-            </w:pPr>
-            <w:r>
-              <w:rPr>
-                <w:sz w:val="20"/>
-              </w:rPr>
-              <w:t>N/A</w:t>
-            </w:r>
-          </w:p>
-        </w:tc>
-        <w:tc>
-          <w:tcPr>
-            <w:tcW w:type="dxa" w:w="1984"/>
-            <w:shd w:val="clear" w:color="auto" w:fill="F5F5F5"/>
-          </w:tcPr>
-          <w:p>
-            <w:pPr>
-              <w:jc w:val="center"/>
-            </w:pPr>
-            <w:r>
-              <w:rPr>
-                <w:sz w:val="20"/>
-              </w:rPr>
-              <w:t>1us</w:t>
-            </w:r>
-          </w:p>
-        </w:tc>
-        <w:tc>
-          <w:tcPr>
-            <w:tcW w:type="dxa" w:w="1984"/>
-            <w:shd w:val="clear" w:color="auto" w:fill="F5F5F5"/>
-          </w:tcPr>
-          <w:p>
-            <w:pPr>
-              <w:jc w:val="center"/>
-            </w:pPr>
-            <w:r>
-              <w:rPr>
-                <w:sz w:val="20"/>
-              </w:rPr>
-              <w:t>5us</w:t>
-            </w:r>
-          </w:p>
-        </w:tc>
-        <w:tc>
-          <w:tcPr>
-            <w:tcW w:type="dxa" w:w="2835"/>
-            <w:shd w:val="clear" w:color="auto" w:fill="F5F5F5"/>
-          </w:tcPr>
-          <w:p>
-            <w:pPr>
-              <w:jc w:val="center"/>
-            </w:pPr>
-            <w:r>
-              <w:rPr>
-                <w:sz w:val="20"/>
-              </w:rPr>
-              <w:t>Metro (5x faster than Koin)</w:t>
+              <w:t>Component/Graph Init</w:t>
+            </w:r>
+          </w:p>
+        </w:tc>
+        <w:tc>
+          <w:tcPr>
+            <w:tcW w:type="dxa" w:w="1701"/>
+            <w:shd w:val="clear" w:color="auto" w:fill="F5F5F5"/>
+          </w:tcPr>
+          <w:p>
+            <w:pPr>
+              <w:jc w:val="center"/>
+            </w:pPr>
+            <w:r>
+              <w:rPr>
+                <w:sz w:val="20"/>
+              </w:rPr>
+              <w:t>pre-built</w:t>
+            </w:r>
+          </w:p>
+        </w:tc>
+        <w:tc>
+          <w:tcPr>
+            <w:tcW w:type="dxa" w:w="1701"/>
+            <w:shd w:val="clear" w:color="auto" w:fill="F5F5F5"/>
+          </w:tcPr>
+          <w:p>
+            <w:pPr>
+              <w:jc w:val="center"/>
+            </w:pPr>
+            <w:r>
+              <w:rPr>
+                <w:sz w:val="20"/>
+              </w:rPr>
+              <w:t>3.46ms</w:t>
+            </w:r>
+          </w:p>
+        </w:tc>
+        <w:tc>
+          <w:tcPr>
+            <w:tcW w:type="dxa" w:w="1701"/>
+            <w:shd w:val="clear" w:color="auto" w:fill="F5F5F5"/>
+          </w:tcPr>
+          <w:p>
+            <w:pPr>
+              <w:jc w:val="center"/>
+            </w:pPr>
+            <w:r>
+              <w:rPr>
+                <w:sz w:val="20"/>
+              </w:rPr>
+              <w:t>2.82ms</w:t>
+            </w:r>
+          </w:p>
+        </w:tc>
+        <w:tc>
+          <w:tcPr>
+            <w:tcW w:type="dxa" w:w="1701"/>
+            <w:shd w:val="clear" w:color="auto" w:fill="F5F5F5"/>
+          </w:tcPr>
+          <w:p>
+            <w:pPr>
+              <w:jc w:val="center"/>
+            </w:pPr>
+            <w:r>
+              <w:rPr>
+                <w:sz w:val="20"/>
+              </w:rPr>
+              <w:t>11.27ms</w:t>
             </w:r>
           </w:p>
         </w:tc>
@@ -750,71 +750,71 @@
               <w:rPr>
                 <w:sz w:val="20"/>
               </w:rPr>
-              <w:t>iOS Init Time</w:t>
-            </w:r>
-          </w:p>
-        </w:tc>
-        <w:tc>
-          <w:tcPr>
-            <w:tcW w:type="dxa" w:w="1984"/>
-          </w:tcPr>
-          <w:p>
-            <w:pPr>
-              <w:jc w:val="center"/>
-            </w:pPr>
-            <w:r>
-              <w:rPr>
-                <w:sz w:val="20"/>
-              </w:rPr>
-              <w:t>N/A</w:t>
-            </w:r>
-          </w:p>
-        </w:tc>
-        <w:tc>
-          <w:tcPr>
-            <w:tcW w:type="dxa" w:w="1984"/>
-          </w:tcPr>
-          <w:p>
-            <w:pPr>
-              <w:jc w:val="center"/>
-            </w:pPr>
-            <w:r>
-              <w:rPr>
-                <w:sz w:val="20"/>
-              </w:rPr>
-              <w:t>0.04ms</w:t>
-            </w:r>
-          </w:p>
-        </w:tc>
-        <w:tc>
-          <w:tcPr>
-            <w:tcW w:type="dxa" w:w="1984"/>
-          </w:tcPr>
-          <w:p>
-            <w:pPr>
-              <w:jc w:val="center"/>
-            </w:pPr>
-            <w:r>
-              <w:rPr>
-                <w:sz w:val="20"/>
-              </w:rPr>
-              <w:t>0.20ms</w:t>
-            </w:r>
-          </w:p>
-        </w:tc>
-        <w:tc>
-          <w:tcPr>
-            <w:tcW w:type="dxa" w:w="2835"/>
-          </w:tcPr>
-          <w:p>
-            <w:pPr>
-              <w:jc w:val="center"/>
-            </w:pPr>
-            <w:r>
-              <w:rPr>
-                <w:sz w:val="20"/>
-              </w:rPr>
-              <w:t>Metro (5x faster than Koin)</w:t>
+              <w:t>ViewModel Init (13)</w:t>
+            </w:r>
+          </w:p>
+        </w:tc>
+        <w:tc>
+          <w:tcPr>
+            <w:tcW w:type="dxa" w:w="1701"/>
+          </w:tcPr>
+          <w:p>
+            <w:pPr>
+              <w:jc w:val="center"/>
+            </w:pPr>
+            <w:r>
+              <w:rPr>
+                <w:sz w:val="20"/>
+              </w:rPr>
+              <w:t>16.21ms</w:t>
+            </w:r>
+          </w:p>
+        </w:tc>
+        <w:tc>
+          <w:tcPr>
+            <w:tcW w:type="dxa" w:w="1701"/>
+          </w:tcPr>
+          <w:p>
+            <w:pPr>
+              <w:jc w:val="center"/>
+            </w:pPr>
+            <w:r>
+              <w:rPr>
+                <w:sz w:val="20"/>
+              </w:rPr>
+              <w:t>3.67ms</w:t>
+            </w:r>
+          </w:p>
+        </w:tc>
+        <w:tc>
+          <w:tcPr>
+            <w:tcW w:type="dxa" w:w="1701"/>
+          </w:tcPr>
+          <w:p>
+            <w:pPr>
+              <w:jc w:val="center"/>
+            </w:pPr>
+            <w:r>
+              <w:rPr>
+                <w:sz w:val="20"/>
+              </w:rPr>
+              <w:t>3.67ms</w:t>
+            </w:r>
+          </w:p>
+        </w:tc>
+        <w:tc>
+          <w:tcPr>
+            <w:tcW w:type="dxa" w:w="1701"/>
+          </w:tcPr>
+          <w:p>
+            <w:pPr>
+              <w:jc w:val="center"/>
+            </w:pPr>
+            <w:r>
+              <w:rPr>
+                <w:sz w:val="20"/>
+              </w:rPr>
+              <w:t>7.46ms</w:t>
             </w:r>
           </w:p>
         </w:tc>
@@ -829,7 +829,7 @@
         <w:t xml:space="preserve">Bottom line: </w:t>
       </w:r>
       <w:r>
-        <w:t>Hilt and Metro deliver nearly identical Android runtime performance — both resolve 123 classes in ~16ms. Metro edges ahead on iOS (5x faster than Koin in warm injection, 5x faster init). Koin compiles fastest (no codegen, 55% faster than Hilt) but is measurably slower at runtime on iOS where there is no JIT to optimize its HashMap lookups. On Android with JIT, all three are competitive for total resolution time. Hilt compiles slowest due to KSP + Dagger code generation but offers the most mature ecosystem.</w:t>
+        <w:t>Metro and kotlin-inject-anvil deliver the best runtime performance — both resolve 124 classes in 6-7ms, nearly 3x faster than Hilt (17ms) and Koin (20ms). At compile time, Koin is fastest (no codegen), kotlin-inject-anvil and Metro are close (2.5s vs 2.8s), and Hilt is slowest (4.9s, 387 generated files). kotlin-inject-anvil generates only 30 files (vs Hilt's 387), explaining why it's nearly as fast as Metro despite also using KSP. Hilt compiles slowest but offers the most mature Android ecosystem.</w:t>
       </w:r>
     </w:p>
     <w:p>
@@ -4107,10 +4107,11 @@
         <w:tblLook w:firstColumn="1" w:firstRow="1" w:lastColumn="0" w:lastRow="0" w:noHBand="0" w:noVBand="1" w:val="04A0"/>
       </w:tblPr>
       <w:tblGrid>
-        <w:gridCol w:w="2351"/>
-        <w:gridCol w:w="2351"/>
-        <w:gridCol w:w="2351"/>
-        <w:gridCol w:w="2351"/>
+        <w:gridCol w:w="1881"/>
+        <w:gridCol w:w="1881"/>
+        <w:gridCol w:w="1881"/>
+        <w:gridCol w:w="1881"/>
+        <w:gridCol w:w="1881"/>
       </w:tblGrid>
       <w:tr>
         <w:tc>
@@ -4134,7 +4135,7 @@
         </w:tc>
         <w:tc>
           <w:tcPr>
-            <w:tcW w:type="dxa" w:w="1984"/>
+            <w:tcW w:type="dxa" w:w="1701"/>
             <w:shd w:val="clear" w:color="auto" w:fill="1A237E"/>
           </w:tcPr>
           <w:p>
@@ -4153,7 +4154,7 @@
         </w:tc>
         <w:tc>
           <w:tcPr>
-            <w:tcW w:type="dxa" w:w="1984"/>
+            <w:tcW w:type="dxa" w:w="1701"/>
             <w:shd w:val="clear" w:color="auto" w:fill="1A237E"/>
           </w:tcPr>
           <w:p>
@@ -4172,7 +4173,7 @@
         </w:tc>
         <w:tc>
           <w:tcPr>
-            <w:tcW w:type="dxa" w:w="1984"/>
+            <w:tcW w:type="dxa" w:w="1701"/>
             <w:shd w:val="clear" w:color="auto" w:fill="1A237E"/>
           </w:tcPr>
           <w:p>
@@ -4185,6 +4186,25 @@
                 <w:color w:val="FFFFFF"/>
                 <w:sz w:val="20"/>
               </w:rPr>
+              <w:t>kotlin-inject-anvil (KSP)</w:t>
+            </w:r>
+          </w:p>
+        </w:tc>
+        <w:tc>
+          <w:tcPr>
+            <w:tcW w:type="dxa" w:w="1701"/>
+            <w:shd w:val="clear" w:color="auto" w:fill="1A237E"/>
+          </w:tcPr>
+          <w:p>
+            <w:pPr>
+              <w:jc w:val="center"/>
+            </w:pPr>
+            <w:r>
+              <w:rPr>
+                <w:b/>
+                <w:color w:val="FFFFFF"/>
+                <w:sz w:val="20"/>
+              </w:rPr>
               <w:t>Koin (No codegen)</w:t>
             </w:r>
           </w:p>
@@ -4209,49 +4229,65 @@
         </w:tc>
         <w:tc>
           <w:tcPr>
-            <w:tcW w:type="dxa" w:w="1984"/>
-          </w:tcPr>
-          <w:p>
-            <w:pPr>
-              <w:jc w:val="center"/>
-            </w:pPr>
-            <w:r>
-              <w:rPr>
-                <w:sz w:val="20"/>
-              </w:rPr>
-              <w:t>3,620ms</w:t>
-            </w:r>
-          </w:p>
-        </w:tc>
-        <w:tc>
-          <w:tcPr>
-            <w:tcW w:type="dxa" w:w="1984"/>
-          </w:tcPr>
-          <w:p>
-            <w:pPr>
-              <w:jc w:val="center"/>
-            </w:pPr>
-            <w:r>
-              <w:rPr>
-                <w:sz w:val="20"/>
-              </w:rPr>
-              <w:t>1,980ms</w:t>
-            </w:r>
-          </w:p>
-        </w:tc>
-        <w:tc>
-          <w:tcPr>
-            <w:tcW w:type="dxa" w:w="1984"/>
-          </w:tcPr>
-          <w:p>
-            <w:pPr>
-              <w:jc w:val="center"/>
-            </w:pPr>
-            <w:r>
-              <w:rPr>
-                <w:sz w:val="20"/>
-              </w:rPr>
-              <w:t>1,553ms</w:t>
+            <w:tcW w:type="dxa" w:w="1701"/>
+          </w:tcPr>
+          <w:p>
+            <w:pPr>
+              <w:jc w:val="center"/>
+            </w:pPr>
+            <w:r>
+              <w:rPr>
+                <w:sz w:val="20"/>
+              </w:rPr>
+              <w:t>6,642ms</w:t>
+            </w:r>
+          </w:p>
+        </w:tc>
+        <w:tc>
+          <w:tcPr>
+            <w:tcW w:type="dxa" w:w="1701"/>
+          </w:tcPr>
+          <w:p>
+            <w:pPr>
+              <w:jc w:val="center"/>
+            </w:pPr>
+            <w:r>
+              <w:rPr>
+                <w:sz w:val="20"/>
+              </w:rPr>
+              <w:t>3,259ms</w:t>
+            </w:r>
+          </w:p>
+        </w:tc>
+        <w:tc>
+          <w:tcPr>
+            <w:tcW w:type="dxa" w:w="1701"/>
+          </w:tcPr>
+          <w:p>
+            <w:pPr>
+              <w:jc w:val="center"/>
+            </w:pPr>
+            <w:r>
+              <w:rPr>
+                <w:sz w:val="20"/>
+              </w:rPr>
+              <w:t>2,693ms</w:t>
+            </w:r>
+          </w:p>
+        </w:tc>
+        <w:tc>
+          <w:tcPr>
+            <w:tcW w:type="dxa" w:w="1701"/>
+          </w:tcPr>
+          <w:p>
+            <w:pPr>
+              <w:jc w:val="center"/>
+            </w:pPr>
+            <w:r>
+              <w:rPr>
+                <w:sz w:val="20"/>
+              </w:rPr>
+              <w:t>2,414ms</w:t>
             </w:r>
           </w:p>
         </w:tc>
@@ -4276,52 +4312,69 @@
         </w:tc>
         <w:tc>
           <w:tcPr>
-            <w:tcW w:type="dxa" w:w="1984"/>
-            <w:shd w:val="clear" w:color="auto" w:fill="F5F5F5"/>
-          </w:tcPr>
-          <w:p>
-            <w:pPr>
-              <w:jc w:val="center"/>
-            </w:pPr>
-            <w:r>
-              <w:rPr>
-                <w:sz w:val="20"/>
-              </w:rPr>
-              <w:t>3,446ms</w:t>
-            </w:r>
-          </w:p>
-        </w:tc>
-        <w:tc>
-          <w:tcPr>
-            <w:tcW w:type="dxa" w:w="1984"/>
-            <w:shd w:val="clear" w:color="auto" w:fill="F5F5F5"/>
-          </w:tcPr>
-          <w:p>
-            <w:pPr>
-              <w:jc w:val="center"/>
-            </w:pPr>
-            <w:r>
-              <w:rPr>
-                <w:sz w:val="20"/>
-              </w:rPr>
-              <w:t>2,162ms</w:t>
-            </w:r>
-          </w:p>
-        </w:tc>
-        <w:tc>
-          <w:tcPr>
-            <w:tcW w:type="dxa" w:w="1984"/>
-            <w:shd w:val="clear" w:color="auto" w:fill="F5F5F5"/>
-          </w:tcPr>
-          <w:p>
-            <w:pPr>
-              <w:jc w:val="center"/>
-            </w:pPr>
-            <w:r>
-              <w:rPr>
-                <w:sz w:val="20"/>
-              </w:rPr>
-              <w:t>1,517ms</w:t>
+            <w:tcW w:type="dxa" w:w="1701"/>
+            <w:shd w:val="clear" w:color="auto" w:fill="F5F5F5"/>
+          </w:tcPr>
+          <w:p>
+            <w:pPr>
+              <w:jc w:val="center"/>
+            </w:pPr>
+            <w:r>
+              <w:rPr>
+                <w:sz w:val="20"/>
+              </w:rPr>
+              <w:t>4,472ms</w:t>
+            </w:r>
+          </w:p>
+        </w:tc>
+        <w:tc>
+          <w:tcPr>
+            <w:tcW w:type="dxa" w:w="1701"/>
+            <w:shd w:val="clear" w:color="auto" w:fill="F5F5F5"/>
+          </w:tcPr>
+          <w:p>
+            <w:pPr>
+              <w:jc w:val="center"/>
+            </w:pPr>
+            <w:r>
+              <w:rPr>
+                <w:sz w:val="20"/>
+              </w:rPr>
+              <w:t>2,662ms</w:t>
+            </w:r>
+          </w:p>
+        </w:tc>
+        <w:tc>
+          <w:tcPr>
+            <w:tcW w:type="dxa" w:w="1701"/>
+            <w:shd w:val="clear" w:color="auto" w:fill="F5F5F5"/>
+          </w:tcPr>
+          <w:p>
+            <w:pPr>
+              <w:jc w:val="center"/>
+            </w:pPr>
+            <w:r>
+              <w:rPr>
+                <w:sz w:val="20"/>
+              </w:rPr>
+              <w:t>2,323ms</w:t>
+            </w:r>
+          </w:p>
+        </w:tc>
+        <w:tc>
+          <w:tcPr>
+            <w:tcW w:type="dxa" w:w="1701"/>
+            <w:shd w:val="clear" w:color="auto" w:fill="F5F5F5"/>
+          </w:tcPr>
+          <w:p>
+            <w:pPr>
+              <w:jc w:val="center"/>
+            </w:pPr>
+            <w:r>
+              <w:rPr>
+                <w:sz w:val="20"/>
+              </w:rPr>
+              <w:t>2,457ms</w:t>
             </w:r>
           </w:p>
         </w:tc>
@@ -4345,49 +4398,65 @@
         </w:tc>
         <w:tc>
           <w:tcPr>
-            <w:tcW w:type="dxa" w:w="1984"/>
-          </w:tcPr>
-          <w:p>
-            <w:pPr>
-              <w:jc w:val="center"/>
-            </w:pPr>
-            <w:r>
-              <w:rPr>
-                <w:sz w:val="20"/>
-              </w:rPr>
-              <w:t>3,032ms</w:t>
-            </w:r>
-          </w:p>
-        </w:tc>
-        <w:tc>
-          <w:tcPr>
-            <w:tcW w:type="dxa" w:w="1984"/>
-          </w:tcPr>
-          <w:p>
-            <w:pPr>
-              <w:jc w:val="center"/>
-            </w:pPr>
-            <w:r>
-              <w:rPr>
-                <w:sz w:val="20"/>
-              </w:rPr>
-              <w:t>1,952ms</w:t>
-            </w:r>
-          </w:p>
-        </w:tc>
-        <w:tc>
-          <w:tcPr>
-            <w:tcW w:type="dxa" w:w="1984"/>
-          </w:tcPr>
-          <w:p>
-            <w:pPr>
-              <w:jc w:val="center"/>
-            </w:pPr>
-            <w:r>
-              <w:rPr>
-                <w:sz w:val="20"/>
-              </w:rPr>
-              <w:t>1,495ms</w:t>
+            <w:tcW w:type="dxa" w:w="1701"/>
+          </w:tcPr>
+          <w:p>
+            <w:pPr>
+              <w:jc w:val="center"/>
+            </w:pPr>
+            <w:r>
+              <w:rPr>
+                <w:sz w:val="20"/>
+              </w:rPr>
+              <w:t>3,676ms</w:t>
+            </w:r>
+          </w:p>
+        </w:tc>
+        <w:tc>
+          <w:tcPr>
+            <w:tcW w:type="dxa" w:w="1701"/>
+          </w:tcPr>
+          <w:p>
+            <w:pPr>
+              <w:jc w:val="center"/>
+            </w:pPr>
+            <w:r>
+              <w:rPr>
+                <w:sz w:val="20"/>
+              </w:rPr>
+              <w:t>2,437ms</w:t>
+            </w:r>
+          </w:p>
+        </w:tc>
+        <w:tc>
+          <w:tcPr>
+            <w:tcW w:type="dxa" w:w="1701"/>
+          </w:tcPr>
+          <w:p>
+            <w:pPr>
+              <w:jc w:val="center"/>
+            </w:pPr>
+            <w:r>
+              <w:rPr>
+                <w:sz w:val="20"/>
+              </w:rPr>
+              <w:t>2,399ms</w:t>
+            </w:r>
+          </w:p>
+        </w:tc>
+        <w:tc>
+          <w:tcPr>
+            <w:tcW w:type="dxa" w:w="1701"/>
+          </w:tcPr>
+          <w:p>
+            <w:pPr>
+              <w:jc w:val="center"/>
+            </w:pPr>
+            <w:r>
+              <w:rPr>
+                <w:sz w:val="20"/>
+              </w:rPr>
+              <w:t>1,900ms</w:t>
             </w:r>
           </w:p>
         </w:tc>
@@ -4406,58 +4475,70 @@
               <w:rPr>
                 <w:sz w:val="20"/>
               </w:rPr>
-              <w:t>Run 4</w:t>
-            </w:r>
-          </w:p>
-        </w:tc>
-        <w:tc>
-          <w:tcPr>
-            <w:tcW w:type="dxa" w:w="1984"/>
-            <w:shd w:val="clear" w:color="auto" w:fill="F5F5F5"/>
-          </w:tcPr>
-          <w:p>
-            <w:pPr>
-              <w:jc w:val="center"/>
-            </w:pPr>
-            <w:r>
-              <w:rPr>
-                <w:sz w:val="20"/>
-              </w:rPr>
-              <w:t>3,372ms</w:t>
-            </w:r>
-          </w:p>
-        </w:tc>
-        <w:tc>
-          <w:tcPr>
-            <w:tcW w:type="dxa" w:w="1984"/>
-            <w:shd w:val="clear" w:color="auto" w:fill="F5F5F5"/>
-          </w:tcPr>
-          <w:p>
-            <w:pPr>
-              <w:jc w:val="center"/>
-            </w:pPr>
-            <w:r>
-              <w:rPr>
-                <w:sz w:val="20"/>
-              </w:rPr>
-              <w:t>2,028ms</w:t>
-            </w:r>
-          </w:p>
-        </w:tc>
-        <w:tc>
-          <w:tcPr>
-            <w:tcW w:type="dxa" w:w="1984"/>
-            <w:shd w:val="clear" w:color="auto" w:fill="F5F5F5"/>
-          </w:tcPr>
-          <w:p>
-            <w:pPr>
-              <w:jc w:val="center"/>
-            </w:pPr>
-            <w:r>
-              <w:rPr>
-                <w:sz w:val="20"/>
-              </w:rPr>
-              <w:t>1,495ms</w:t>
+            </w:r>
+          </w:p>
+        </w:tc>
+        <w:tc>
+          <w:tcPr>
+            <w:tcW w:type="dxa" w:w="1701"/>
+            <w:shd w:val="clear" w:color="auto" w:fill="F5F5F5"/>
+          </w:tcPr>
+          <w:p>
+            <w:pPr>
+              <w:jc w:val="center"/>
+            </w:pPr>
+            <w:r>
+              <w:rPr>
+                <w:sz w:val="20"/>
+              </w:rPr>
+            </w:r>
+          </w:p>
+        </w:tc>
+        <w:tc>
+          <w:tcPr>
+            <w:tcW w:type="dxa" w:w="1701"/>
+            <w:shd w:val="clear" w:color="auto" w:fill="F5F5F5"/>
+          </w:tcPr>
+          <w:p>
+            <w:pPr>
+              <w:jc w:val="center"/>
+            </w:pPr>
+            <w:r>
+              <w:rPr>
+                <w:sz w:val="20"/>
+              </w:rPr>
+            </w:r>
+          </w:p>
+        </w:tc>
+        <w:tc>
+          <w:tcPr>
+            <w:tcW w:type="dxa" w:w="1701"/>
+            <w:shd w:val="clear" w:color="auto" w:fill="F5F5F5"/>
+          </w:tcPr>
+          <w:p>
+            <w:pPr>
+              <w:jc w:val="center"/>
+            </w:pPr>
+            <w:r>
+              <w:rPr>
+                <w:sz w:val="20"/>
+              </w:rPr>
+            </w:r>
+          </w:p>
+        </w:tc>
+        <w:tc>
+          <w:tcPr>
+            <w:tcW w:type="dxa" w:w="1701"/>
+            <w:shd w:val="clear" w:color="auto" w:fill="F5F5F5"/>
+          </w:tcPr>
+          <w:p>
+            <w:pPr>
+              <w:jc w:val="center"/>
+            </w:pPr>
+            <w:r>
+              <w:rPr>
+                <w:sz w:val="20"/>
+              </w:rPr>
             </w:r>
           </w:p>
         </w:tc>
@@ -4475,51 +4556,71 @@
               <w:rPr>
                 <w:sz w:val="20"/>
               </w:rPr>
-            </w:r>
-          </w:p>
-        </w:tc>
-        <w:tc>
-          <w:tcPr>
-            <w:tcW w:type="dxa" w:w="1984"/>
-          </w:tcPr>
-          <w:p>
-            <w:pPr>
-              <w:jc w:val="center"/>
-            </w:pPr>
-            <w:r>
-              <w:rPr>
-                <w:sz w:val="20"/>
-              </w:rPr>
-            </w:r>
-          </w:p>
-        </w:tc>
-        <w:tc>
-          <w:tcPr>
-            <w:tcW w:type="dxa" w:w="1984"/>
-          </w:tcPr>
-          <w:p>
-            <w:pPr>
-              <w:jc w:val="center"/>
-            </w:pPr>
-            <w:r>
-              <w:rPr>
-                <w:sz w:val="20"/>
-              </w:rPr>
-            </w:r>
-          </w:p>
-        </w:tc>
-        <w:tc>
-          <w:tcPr>
-            <w:tcW w:type="dxa" w:w="1984"/>
-          </w:tcPr>
-          <w:p>
-            <w:pPr>
-              <w:jc w:val="center"/>
-            </w:pPr>
-            <w:r>
-              <w:rPr>
-                <w:sz w:val="20"/>
-              </w:rPr>
+              <w:t>Average</w:t>
+            </w:r>
+          </w:p>
+        </w:tc>
+        <w:tc>
+          <w:tcPr>
+            <w:tcW w:type="dxa" w:w="1701"/>
+          </w:tcPr>
+          <w:p>
+            <w:pPr>
+              <w:jc w:val="center"/>
+            </w:pPr>
+            <w:r>
+              <w:rPr>
+                <w:sz w:val="20"/>
+              </w:rPr>
+              <w:t>4,930ms</w:t>
+            </w:r>
+          </w:p>
+        </w:tc>
+        <w:tc>
+          <w:tcPr>
+            <w:tcW w:type="dxa" w:w="1701"/>
+          </w:tcPr>
+          <w:p>
+            <w:pPr>
+              <w:jc w:val="center"/>
+            </w:pPr>
+            <w:r>
+              <w:rPr>
+                <w:sz w:val="20"/>
+              </w:rPr>
+              <w:t>2,786ms</w:t>
+            </w:r>
+          </w:p>
+        </w:tc>
+        <w:tc>
+          <w:tcPr>
+            <w:tcW w:type="dxa" w:w="1701"/>
+          </w:tcPr>
+          <w:p>
+            <w:pPr>
+              <w:jc w:val="center"/>
+            </w:pPr>
+            <w:r>
+              <w:rPr>
+                <w:sz w:val="20"/>
+              </w:rPr>
+              <w:t>2,472ms</w:t>
+            </w:r>
+          </w:p>
+        </w:tc>
+        <w:tc>
+          <w:tcPr>
+            <w:tcW w:type="dxa" w:w="1701"/>
+          </w:tcPr>
+          <w:p>
+            <w:pPr>
+              <w:jc w:val="center"/>
+            </w:pPr>
+            <w:r>
+              <w:rPr>
+                <w:sz w:val="20"/>
+              </w:rPr>
+              <w:t>2,257ms</w:t>
             </w:r>
           </w:p>
         </w:tc>
@@ -4538,58 +4639,75 @@
               <w:rPr>
                 <w:sz w:val="20"/>
               </w:rPr>
-              <w:t>Average</w:t>
-            </w:r>
-          </w:p>
-        </w:tc>
-        <w:tc>
-          <w:tcPr>
-            <w:tcW w:type="dxa" w:w="1984"/>
-            <w:shd w:val="clear" w:color="auto" w:fill="F5F5F5"/>
-          </w:tcPr>
-          <w:p>
-            <w:pPr>
-              <w:jc w:val="center"/>
-            </w:pPr>
-            <w:r>
-              <w:rPr>
-                <w:sz w:val="20"/>
-              </w:rPr>
-              <w:t>3,368ms</w:t>
-            </w:r>
-          </w:p>
-        </w:tc>
-        <w:tc>
-          <w:tcPr>
-            <w:tcW w:type="dxa" w:w="1984"/>
-            <w:shd w:val="clear" w:color="auto" w:fill="F5F5F5"/>
-          </w:tcPr>
-          <w:p>
-            <w:pPr>
-              <w:jc w:val="center"/>
-            </w:pPr>
-            <w:r>
-              <w:rPr>
-                <w:sz w:val="20"/>
-              </w:rPr>
-              <w:t>2,031ms</w:t>
-            </w:r>
-          </w:p>
-        </w:tc>
-        <w:tc>
-          <w:tcPr>
-            <w:tcW w:type="dxa" w:w="1984"/>
-            <w:shd w:val="clear" w:color="auto" w:fill="F5F5F5"/>
-          </w:tcPr>
-          <w:p>
-            <w:pPr>
-              <w:jc w:val="center"/>
-            </w:pPr>
-            <w:r>
-              <w:rPr>
-                <w:sz w:val="20"/>
-              </w:rPr>
-              <w:t>1,515ms</w:t>
+              <w:t>Min</w:t>
+            </w:r>
+          </w:p>
+        </w:tc>
+        <w:tc>
+          <w:tcPr>
+            <w:tcW w:type="dxa" w:w="1701"/>
+            <w:shd w:val="clear" w:color="auto" w:fill="F5F5F5"/>
+          </w:tcPr>
+          <w:p>
+            <w:pPr>
+              <w:jc w:val="center"/>
+            </w:pPr>
+            <w:r>
+              <w:rPr>
+                <w:sz w:val="20"/>
+              </w:rPr>
+              <w:t>3,676ms</w:t>
+            </w:r>
+          </w:p>
+        </w:tc>
+        <w:tc>
+          <w:tcPr>
+            <w:tcW w:type="dxa" w:w="1701"/>
+            <w:shd w:val="clear" w:color="auto" w:fill="F5F5F5"/>
+          </w:tcPr>
+          <w:p>
+            <w:pPr>
+              <w:jc w:val="center"/>
+            </w:pPr>
+            <w:r>
+              <w:rPr>
+                <w:sz w:val="20"/>
+              </w:rPr>
+              <w:t>2,437ms</w:t>
+            </w:r>
+          </w:p>
+        </w:tc>
+        <w:tc>
+          <w:tcPr>
+            <w:tcW w:type="dxa" w:w="1701"/>
+            <w:shd w:val="clear" w:color="auto" w:fill="F5F5F5"/>
+          </w:tcPr>
+          <w:p>
+            <w:pPr>
+              <w:jc w:val="center"/>
+            </w:pPr>
+            <w:r>
+              <w:rPr>
+                <w:sz w:val="20"/>
+              </w:rPr>
+              <w:t>2,323ms</w:t>
+            </w:r>
+          </w:p>
+        </w:tc>
+        <w:tc>
+          <w:tcPr>
+            <w:tcW w:type="dxa" w:w="1701"/>
+            <w:shd w:val="clear" w:color="auto" w:fill="F5F5F5"/>
+          </w:tcPr>
+          <w:p>
+            <w:pPr>
+              <w:jc w:val="center"/>
+            </w:pPr>
+            <w:r>
+              <w:rPr>
+                <w:sz w:val="20"/>
+              </w:rPr>
+              <w:t>1,900ms</w:t>
             </w:r>
           </w:p>
         </w:tc>
@@ -4607,125 +4725,71 @@
               <w:rPr>
                 <w:sz w:val="20"/>
               </w:rPr>
-              <w:t>Min</w:t>
-            </w:r>
-          </w:p>
-        </w:tc>
-        <w:tc>
-          <w:tcPr>
-            <w:tcW w:type="dxa" w:w="1984"/>
-          </w:tcPr>
-          <w:p>
-            <w:pPr>
-              <w:jc w:val="center"/>
-            </w:pPr>
-            <w:r>
-              <w:rPr>
-                <w:sz w:val="20"/>
-              </w:rPr>
-              <w:t>3,032ms</w:t>
-            </w:r>
-          </w:p>
-        </w:tc>
-        <w:tc>
-          <w:tcPr>
-            <w:tcW w:type="dxa" w:w="1984"/>
-          </w:tcPr>
-          <w:p>
-            <w:pPr>
-              <w:jc w:val="center"/>
-            </w:pPr>
-            <w:r>
-              <w:rPr>
-                <w:sz w:val="20"/>
-              </w:rPr>
-              <w:t>1,952ms</w:t>
-            </w:r>
-          </w:p>
-        </w:tc>
-        <w:tc>
-          <w:tcPr>
-            <w:tcW w:type="dxa" w:w="1984"/>
-          </w:tcPr>
-          <w:p>
-            <w:pPr>
-              <w:jc w:val="center"/>
-            </w:pPr>
-            <w:r>
-              <w:rPr>
-                <w:sz w:val="20"/>
-              </w:rPr>
-              <w:t>1,495ms</w:t>
-            </w:r>
-          </w:p>
-        </w:tc>
-      </w:tr>
-      <w:tr>
+              <w:t>Max</w:t>
+            </w:r>
+          </w:p>
+        </w:tc>
         <w:tc>
           <w:tcPr>
             <w:tcW w:type="dxa" w:w="1701"/>
-            <w:shd w:val="clear" w:color="auto" w:fill="F5F5F5"/>
-          </w:tcPr>
-          <w:p>
-            <w:pPr>
-              <w:jc w:val="left"/>
-            </w:pPr>
-            <w:r>
-              <w:rPr>
-                <w:sz w:val="20"/>
-              </w:rPr>
-              <w:t>Max</w:t>
-            </w:r>
-          </w:p>
-        </w:tc>
-        <w:tc>
-          <w:tcPr>
-            <w:tcW w:type="dxa" w:w="1984"/>
-            <w:shd w:val="clear" w:color="auto" w:fill="F5F5F5"/>
-          </w:tcPr>
-          <w:p>
-            <w:pPr>
-              <w:jc w:val="center"/>
-            </w:pPr>
-            <w:r>
-              <w:rPr>
-                <w:sz w:val="20"/>
-              </w:rPr>
-              <w:t>3,620ms</w:t>
-            </w:r>
-          </w:p>
-        </w:tc>
-        <w:tc>
-          <w:tcPr>
-            <w:tcW w:type="dxa" w:w="1984"/>
-            <w:shd w:val="clear" w:color="auto" w:fill="F5F5F5"/>
-          </w:tcPr>
-          <w:p>
-            <w:pPr>
-              <w:jc w:val="center"/>
-            </w:pPr>
-            <w:r>
-              <w:rPr>
-                <w:sz w:val="20"/>
-              </w:rPr>
-              <w:t>2,162ms</w:t>
-            </w:r>
-          </w:p>
-        </w:tc>
-        <w:tc>
-          <w:tcPr>
-            <w:tcW w:type="dxa" w:w="1984"/>
-            <w:shd w:val="clear" w:color="auto" w:fill="F5F5F5"/>
-          </w:tcPr>
-          <w:p>
-            <w:pPr>
-              <w:jc w:val="center"/>
-            </w:pPr>
-            <w:r>
-              <w:rPr>
-                <w:sz w:val="20"/>
-              </w:rPr>
-              <w:t>1,553ms</w:t>
+          </w:tcPr>
+          <w:p>
+            <w:pPr>
+              <w:jc w:val="center"/>
+            </w:pPr>
+            <w:r>
+              <w:rPr>
+                <w:sz w:val="20"/>
+              </w:rPr>
+              <w:t>6,642ms</w:t>
+            </w:r>
+          </w:p>
+        </w:tc>
+        <w:tc>
+          <w:tcPr>
+            <w:tcW w:type="dxa" w:w="1701"/>
+          </w:tcPr>
+          <w:p>
+            <w:pPr>
+              <w:jc w:val="center"/>
+            </w:pPr>
+            <w:r>
+              <w:rPr>
+                <w:sz w:val="20"/>
+              </w:rPr>
+              <w:t>3,259ms</w:t>
+            </w:r>
+          </w:p>
+        </w:tc>
+        <w:tc>
+          <w:tcPr>
+            <w:tcW w:type="dxa" w:w="1701"/>
+          </w:tcPr>
+          <w:p>
+            <w:pPr>
+              <w:jc w:val="center"/>
+            </w:pPr>
+            <w:r>
+              <w:rPr>
+                <w:sz w:val="20"/>
+              </w:rPr>
+              <w:t>2,693ms</w:t>
+            </w:r>
+          </w:p>
+        </w:tc>
+        <w:tc>
+          <w:tcPr>
+            <w:tcW w:type="dxa" w:w="1701"/>
+          </w:tcPr>
+          <w:p>
+            <w:pPr>
+              <w:jc w:val="center"/>
+            </w:pPr>
+            <w:r>
+              <w:rPr>
+                <w:sz w:val="20"/>
+              </w:rPr>
+              <w:t>2,457ms</w:t>
             </w:r>
           </w:p>
         </w:tc>
@@ -4855,7 +4919,7 @@
               <w:rPr>
                 <w:sz w:val="20"/>
               </w:rPr>
-              <w:t>Metro is 1,337ms faster</w:t>
+              <w:t>Metro is 2,144ms faster</w:t>
             </w:r>
           </w:p>
         </w:tc>
@@ -4871,7 +4935,7 @@
               <w:rPr>
                 <w:sz w:val="20"/>
               </w:rPr>
-              <w:t>39.7% faster</w:t>
+              <w:t>43.5% faster</w:t>
             </w:r>
           </w:p>
         </w:tc>
@@ -4890,7 +4954,7 @@
               <w:rPr>
                 <w:sz w:val="20"/>
               </w:rPr>
-              <w:t>Koin vs Hilt</w:t>
+              <w:t>kotlin-inject-anvil vs Hilt</w:t>
             </w:r>
           </w:p>
         </w:tc>
@@ -4907,7 +4971,7 @@
               <w:rPr>
                 <w:sz w:val="20"/>
               </w:rPr>
-              <w:t>Koin is 1,853ms faster</w:t>
+              <w:t>kinject is 2,458ms faster</w:t>
             </w:r>
           </w:p>
         </w:tc>
@@ -4924,7 +4988,7 @@
               <w:rPr>
                 <w:sz w:val="20"/>
               </w:rPr>
-              <w:t>55.0% faster</w:t>
+              <w:t>49.9% faster</w:t>
             </w:r>
           </w:p>
         </w:tc>
@@ -4942,7 +5006,7 @@
               <w:rPr>
                 <w:sz w:val="20"/>
               </w:rPr>
-              <w:t>Koin vs Metro</w:t>
+              <w:t>Koin vs Hilt</w:t>
             </w:r>
           </w:p>
         </w:tc>
@@ -4958,7 +5022,7 @@
               <w:rPr>
                 <w:sz w:val="20"/>
               </w:rPr>
-              <w:t>Koin is 516ms faster</w:t>
+              <w:t>Koin is 2,673ms faster</w:t>
             </w:r>
           </w:p>
         </w:tc>
@@ -4974,7 +5038,60 @@
               <w:rPr>
                 <w:sz w:val="20"/>
               </w:rPr>
-              <w:t>25.4% faster</w:t>
+              <w:t>54.2% faster</w:t>
+            </w:r>
+          </w:p>
+        </w:tc>
+      </w:tr>
+      <w:tr>
+        <w:tc>
+          <w:tcPr>
+            <w:tcW w:type="dxa" w:w="2835"/>
+            <w:shd w:val="clear" w:color="auto" w:fill="F5F5F5"/>
+          </w:tcPr>
+          <w:p>
+            <w:pPr>
+              <w:jc w:val="left"/>
+            </w:pPr>
+            <w:r>
+              <w:rPr>
+                <w:sz w:val="20"/>
+              </w:rPr>
+              <w:t>kotlin-inject-anvil vs Metro</w:t>
+            </w:r>
+          </w:p>
+        </w:tc>
+        <w:tc>
+          <w:tcPr>
+            <w:tcW w:type="dxa" w:w="2835"/>
+            <w:shd w:val="clear" w:color="auto" w:fill="F5F5F5"/>
+          </w:tcPr>
+          <w:p>
+            <w:pPr>
+              <w:jc w:val="center"/>
+            </w:pPr>
+            <w:r>
+              <w:rPr>
+                <w:sz w:val="20"/>
+              </w:rPr>
+              <w:t>kinject is 314ms faster</w:t>
+            </w:r>
+          </w:p>
+        </w:tc>
+        <w:tc>
+          <w:tcPr>
+            <w:tcW w:type="dxa" w:w="2268"/>
+            <w:shd w:val="clear" w:color="auto" w:fill="F5F5F5"/>
+          </w:tcPr>
+          <w:p>
+            <w:pPr>
+              <w:jc w:val="center"/>
+            </w:pPr>
+            <w:r>
+              <w:rPr>
+                <w:sz w:val="20"/>
+              </w:rPr>
+              <w:t>11.3% faster</w:t>
             </w:r>
           </w:p>
         </w:tc>
@@ -5000,15 +5117,16 @@
         <w:tblLook w:firstColumn="1" w:firstRow="1" w:lastColumn="0" w:lastRow="0" w:noHBand="0" w:noVBand="1" w:val="04A0"/>
       </w:tblPr>
       <w:tblGrid>
-        <w:gridCol w:w="2351"/>
-        <w:gridCol w:w="2351"/>
-        <w:gridCol w:w="2351"/>
-        <w:gridCol w:w="2351"/>
+        <w:gridCol w:w="1881"/>
+        <w:gridCol w:w="1881"/>
+        <w:gridCol w:w="1881"/>
+        <w:gridCol w:w="1881"/>
+        <w:gridCol w:w="1881"/>
       </w:tblGrid>
       <w:tr>
         <w:tc>
           <w:tcPr>
-            <w:tcW w:type="dxa" w:w="3118"/>
+            <w:tcW w:type="dxa" w:w="2835"/>
             <w:shd w:val="clear" w:color="auto" w:fill="1A237E"/>
           </w:tcPr>
           <w:p>
@@ -5078,6 +5196,25 @@
                 <w:color w:val="FFFFFF"/>
                 <w:sz w:val="20"/>
               </w:rPr>
+              <w:t>kotlin-inject-anvil</w:t>
+            </w:r>
+          </w:p>
+        </w:tc>
+        <w:tc>
+          <w:tcPr>
+            <w:tcW w:type="dxa" w:w="1417"/>
+            <w:shd w:val="clear" w:color="auto" w:fill="1A237E"/>
+          </w:tcPr>
+          <w:p>
+            <w:pPr>
+              <w:jc w:val="center"/>
+            </w:pPr>
+            <w:r>
+              <w:rPr>
+                <w:b/>
+                <w:color w:val="FFFFFF"/>
+                <w:sz w:val="20"/>
+              </w:rPr>
               <w:t>Koin</w:t>
             </w:r>
           </w:p>
@@ -5086,7 +5223,7 @@
       <w:tr>
         <w:tc>
           <w:tcPr>
-            <w:tcW w:type="dxa" w:w="3118"/>
+            <w:tcW w:type="dxa" w:w="2835"/>
           </w:tcPr>
           <w:p>
             <w:pPr>
@@ -5112,7 +5249,7 @@
               <w:rPr>
                 <w:sz w:val="20"/>
               </w:rPr>
-              <w:t>291</w:t>
+              <w:t>387</w:t>
             </w:r>
           </w:p>
         </w:tc>
@@ -5129,6 +5266,22 @@
                 <w:sz w:val="20"/>
               </w:rPr>
               <w:t>0</w:t>
+            </w:r>
+          </w:p>
+        </w:tc>
+        <w:tc>
+          <w:tcPr>
+            <w:tcW w:type="dxa" w:w="1417"/>
+          </w:tcPr>
+          <w:p>
+            <w:pPr>
+              <w:jc w:val="center"/>
+            </w:pPr>
+            <w:r>
+              <w:rPr>
+                <w:sz w:val="20"/>
+              </w:rPr>
+              <w:t>30</w:t>
             </w:r>
           </w:p>
         </w:tc>
@@ -5152,7 +5305,7 @@
       <w:tr>
         <w:tc>
           <w:tcPr>
-            <w:tcW w:type="dxa" w:w="3118"/>
+            <w:tcW w:type="dxa" w:w="2835"/>
             <w:shd w:val="clear" w:color="auto" w:fill="F5F5F5"/>
           </w:tcPr>
           <w:p>
@@ -5180,7 +5333,7 @@
               <w:rPr>
                 <w:sz w:val="20"/>
               </w:rPr>
-              <w:t>15,078</w:t>
+              <w:t>17,555</w:t>
             </w:r>
           </w:p>
         </w:tc>
@@ -5198,6 +5351,23 @@
                 <w:sz w:val="20"/>
               </w:rPr>
               <w:t>0</w:t>
+            </w:r>
+          </w:p>
+        </w:tc>
+        <w:tc>
+          <w:tcPr>
+            <w:tcW w:type="dxa" w:w="1417"/>
+            <w:shd w:val="clear" w:color="auto" w:fill="F5F5F5"/>
+          </w:tcPr>
+          <w:p>
+            <w:pPr>
+              <w:jc w:val="center"/>
+            </w:pPr>
+            <w:r>
+              <w:rPr>
+                <w:sz w:val="20"/>
+              </w:rPr>
+              <w:t>1,456</w:t>
             </w:r>
           </w:p>
         </w:tc>
@@ -5222,7 +5392,7 @@
       <w:tr>
         <w:tc>
           <w:tcPr>
-            <w:tcW w:type="dxa" w:w="3118"/>
+            <w:tcW w:type="dxa" w:w="2835"/>
           </w:tcPr>
           <w:p>
             <w:pPr>
@@ -5248,7 +5418,7 @@
               <w:rPr>
                 <w:sz w:val="20"/>
               </w:rPr>
-              <w:t>488 KB</w:t>
+              <w:t>555 KB</w:t>
             </w:r>
           </w:p>
         </w:tc>
@@ -5265,6 +5435,22 @@
                 <w:sz w:val="20"/>
               </w:rPr>
               <w:t>0 KB</w:t>
+            </w:r>
+          </w:p>
+        </w:tc>
+        <w:tc>
+          <w:tcPr>
+            <w:tcW w:type="dxa" w:w="1417"/>
+          </w:tcPr>
+          <w:p>
+            <w:pPr>
+              <w:jc w:val="center"/>
+            </w:pPr>
+            <w:r>
+              <w:rPr>
+                <w:sz w:val="20"/>
+              </w:rPr>
+              <w:t>58 KB</w:t>
             </w:r>
           </w:p>
         </w:tc>
@@ -5288,7 +5474,7 @@
       <w:tr>
         <w:tc>
           <w:tcPr>
-            <w:tcW w:type="dxa" w:w="3118"/>
+            <w:tcW w:type="dxa" w:w="2835"/>
             <w:shd w:val="clear" w:color="auto" w:fill="F5F5F5"/>
           </w:tcPr>
           <w:p>
@@ -5299,6 +5485,92 @@
               <w:rPr>
                 <w:sz w:val="20"/>
               </w:rPr>
+              <w:t>Generated language</w:t>
+            </w:r>
+          </w:p>
+        </w:tc>
+        <w:tc>
+          <w:tcPr>
+            <w:tcW w:type="dxa" w:w="1417"/>
+            <w:shd w:val="clear" w:color="auto" w:fill="F5F5F5"/>
+          </w:tcPr>
+          <w:p>
+            <w:pPr>
+              <w:jc w:val="center"/>
+            </w:pPr>
+            <w:r>
+              <w:rPr>
+                <w:sz w:val="20"/>
+              </w:rPr>
+              <w:t>Java</w:t>
+            </w:r>
+          </w:p>
+        </w:tc>
+        <w:tc>
+          <w:tcPr>
+            <w:tcW w:type="dxa" w:w="1417"/>
+            <w:shd w:val="clear" w:color="auto" w:fill="F5F5F5"/>
+          </w:tcPr>
+          <w:p>
+            <w:pPr>
+              <w:jc w:val="center"/>
+            </w:pPr>
+            <w:r>
+              <w:rPr>
+                <w:sz w:val="20"/>
+              </w:rPr>
+              <w:t>N/A</w:t>
+            </w:r>
+          </w:p>
+        </w:tc>
+        <w:tc>
+          <w:tcPr>
+            <w:tcW w:type="dxa" w:w="1417"/>
+            <w:shd w:val="clear" w:color="auto" w:fill="F5F5F5"/>
+          </w:tcPr>
+          <w:p>
+            <w:pPr>
+              <w:jc w:val="center"/>
+            </w:pPr>
+            <w:r>
+              <w:rPr>
+                <w:sz w:val="20"/>
+              </w:rPr>
+              <w:t>Kotlin</w:t>
+            </w:r>
+          </w:p>
+        </w:tc>
+        <w:tc>
+          <w:tcPr>
+            <w:tcW w:type="dxa" w:w="1417"/>
+            <w:shd w:val="clear" w:color="auto" w:fill="F5F5F5"/>
+          </w:tcPr>
+          <w:p>
+            <w:pPr>
+              <w:jc w:val="center"/>
+            </w:pPr>
+            <w:r>
+              <w:rPr>
+                <w:sz w:val="20"/>
+              </w:rPr>
+              <w:t>N/A</w:t>
+            </w:r>
+          </w:p>
+        </w:tc>
+      </w:tr>
+      <w:tr>
+        <w:tc>
+          <w:tcPr>
+            <w:tcW w:type="dxa" w:w="2835"/>
+          </w:tcPr>
+          <w:p>
+            <w:pPr>
+              <w:jc w:val="left"/>
+            </w:pPr>
+            <w:r>
+              <w:rPr>
+                <w:sz w:val="20"/>
+              </w:rPr>
               <w:t>Requires separate compilation pass</w:t>
             </w:r>
           </w:p>
@@ -5306,24 +5578,22 @@
         <w:tc>
           <w:tcPr>
             <w:tcW w:type="dxa" w:w="1417"/>
-            <w:shd w:val="clear" w:color="auto" w:fill="F5F5F5"/>
-          </w:tcPr>
-          <w:p>
-            <w:pPr>
-              <w:jc w:val="center"/>
-            </w:pPr>
-            <w:r>
-              <w:rPr>
-                <w:sz w:val="20"/>
-              </w:rPr>
-              <w:t>Yes (Java compiler)</w:t>
+          </w:tcPr>
+          <w:p>
+            <w:pPr>
+              <w:jc w:val="center"/>
+            </w:pPr>
+            <w:r>
+              <w:rPr>
+                <w:sz w:val="20"/>
+              </w:rPr>
+              <w:t>Yes (javac)</w:t>
             </w:r>
           </w:p>
         </w:tc>
         <w:tc>
           <w:tcPr>
             <w:tcW w:type="dxa" w:w="1417"/>
-            <w:shd w:val="clear" w:color="auto" w:fill="F5F5F5"/>
           </w:tcPr>
           <w:p>
             <w:pPr>
@@ -5340,7 +5610,22 @@
         <w:tc>
           <w:tcPr>
             <w:tcW w:type="dxa" w:w="1417"/>
-            <w:shd w:val="clear" w:color="auto" w:fill="F5F5F5"/>
+          </w:tcPr>
+          <w:p>
+            <w:pPr>
+              <w:jc w:val="center"/>
+            </w:pPr>
+            <w:r>
+              <w:rPr>
+                <w:sz w:val="20"/>
+              </w:rPr>
+              <w:t>No</w:t>
+            </w:r>
+          </w:p>
+        </w:tc>
+        <w:tc>
+          <w:tcPr>
+            <w:tcW w:type="dxa" w:w="1417"/>
           </w:tcPr>
           <w:p>
             <w:pPr>
@@ -5388,10 +5673,11 @@
         <w:tblLook w:firstColumn="1" w:firstRow="1" w:lastColumn="0" w:lastRow="0" w:noHBand="0" w:noVBand="1" w:val="04A0"/>
       </w:tblPr>
       <w:tblGrid>
-        <w:gridCol w:w="2351"/>
-        <w:gridCol w:w="2351"/>
-        <w:gridCol w:w="2351"/>
-        <w:gridCol w:w="2351"/>
+        <w:gridCol w:w="1881"/>
+        <w:gridCol w:w="1881"/>
+        <w:gridCol w:w="1881"/>
+        <w:gridCol w:w="1881"/>
+        <w:gridCol w:w="1881"/>
       </w:tblGrid>
       <w:tr>
         <w:tc>
@@ -5415,7 +5701,7 @@
         </w:tc>
         <w:tc>
           <w:tcPr>
-            <w:tcW w:type="dxa" w:w="2835"/>
+            <w:tcW w:type="dxa" w:w="2268"/>
             <w:shd w:val="clear" w:color="auto" w:fill="1A237E"/>
           </w:tcPr>
           <w:p>
@@ -5434,7 +5720,7 @@
         </w:tc>
         <w:tc>
           <w:tcPr>
-            <w:tcW w:type="dxa" w:w="2835"/>
+            <w:tcW w:type="dxa" w:w="2268"/>
             <w:shd w:val="clear" w:color="auto" w:fill="1A237E"/>
           </w:tcPr>
           <w:p>
@@ -5466,6 +5752,25 @@
                 <w:color w:val="FFFFFF"/>
                 <w:sz w:val="20"/>
               </w:rPr>
+              <w:t>kotlin-inject-anvil</w:t>
+            </w:r>
+          </w:p>
+        </w:tc>
+        <w:tc>
+          <w:tcPr>
+            <w:tcW w:type="dxa" w:w="1984"/>
+            <w:shd w:val="clear" w:color="auto" w:fill="1A237E"/>
+          </w:tcPr>
+          <w:p>
+            <w:pPr>
+              <w:jc w:val="center"/>
+            </w:pPr>
+            <w:r>
+              <w:rPr>
+                <w:b/>
+                <w:color w:val="FFFFFF"/>
+                <w:sz w:val="20"/>
+              </w:rPr>
               <w:t>Koin</w:t>
             </w:r>
           </w:p>
@@ -5490,39 +5795,55 @@
         </w:tc>
         <w:tc>
           <w:tcPr>
-            <w:tcW w:type="dxa" w:w="2835"/>
-          </w:tcPr>
-          <w:p>
-            <w:pPr>
-              <w:jc w:val="center"/>
-            </w:pPr>
-            <w:r>
-              <w:rPr>
-                <w:sz w:val="20"/>
-              </w:rPr>
-              <w:t>KSP scans annotations (@Inject, @Module, @Provides)</w:t>
-            </w:r>
-          </w:p>
-        </w:tc>
-        <w:tc>
-          <w:tcPr>
-            <w:tcW w:type="dxa" w:w="2835"/>
-          </w:tcPr>
-          <w:p>
-            <w:pPr>
-              <w:jc w:val="center"/>
-            </w:pPr>
-            <w:r>
-              <w:rPr>
-                <w:sz w:val="20"/>
-              </w:rPr>
-              <w:t>FIR phase: Analyze @DependencyGraph, @Inject</w:t>
-            </w:r>
-          </w:p>
-        </w:tc>
-        <w:tc>
-          <w:tcPr>
             <w:tcW w:type="dxa" w:w="2268"/>
+          </w:tcPr>
+          <w:p>
+            <w:pPr>
+              <w:jc w:val="center"/>
+            </w:pPr>
+            <w:r>
+              <w:rPr>
+                <w:sz w:val="20"/>
+              </w:rPr>
+              <w:t>KSP scans @Inject, @Module, @Provides</w:t>
+            </w:r>
+          </w:p>
+        </w:tc>
+        <w:tc>
+          <w:tcPr>
+            <w:tcW w:type="dxa" w:w="2268"/>
+          </w:tcPr>
+          <w:p>
+            <w:pPr>
+              <w:jc w:val="center"/>
+            </w:pPr>
+            <w:r>
+              <w:rPr>
+                <w:sz w:val="20"/>
+              </w:rPr>
+              <w:t>FIR: Analyze @DependencyGraph, @Inject</w:t>
+            </w:r>
+          </w:p>
+        </w:tc>
+        <w:tc>
+          <w:tcPr>
+            <w:tcW w:type="dxa" w:w="2268"/>
+          </w:tcPr>
+          <w:p>
+            <w:pPr>
+              <w:jc w:val="center"/>
+            </w:pPr>
+            <w:r>
+              <w:rPr>
+                <w:sz w:val="20"/>
+              </w:rPr>
+              <w:t>KSP scans @Inject, @Component, @ContributesBinding</w:t>
+            </w:r>
+          </w:p>
+        </w:tc>
+        <w:tc>
+          <w:tcPr>
+            <w:tcW w:type="dxa" w:w="1984"/>
           </w:tcPr>
           <w:p>
             <w:pPr>
@@ -5557,41 +5878,58 @@
         </w:tc>
         <w:tc>
           <w:tcPr>
-            <w:tcW w:type="dxa" w:w="2835"/>
-            <w:shd w:val="clear" w:color="auto" w:fill="F5F5F5"/>
-          </w:tcPr>
-          <w:p>
-            <w:pPr>
-              <w:jc w:val="center"/>
-            </w:pPr>
-            <w:r>
-              <w:rPr>
-                <w:sz w:val="20"/>
-              </w:rPr>
-              <w:t>Generates Java source files (factories, components)</w:t>
-            </w:r>
-          </w:p>
-        </w:tc>
-        <w:tc>
-          <w:tcPr>
-            <w:tcW w:type="dxa" w:w="2835"/>
-            <w:shd w:val="clear" w:color="auto" w:fill="F5F5F5"/>
-          </w:tcPr>
-          <w:p>
-            <w:pPr>
-              <w:jc w:val="center"/>
-            </w:pPr>
-            <w:r>
-              <w:rPr>
-                <w:sz w:val="20"/>
-              </w:rPr>
-              <w:t>IR phase: Generate implementations in IR</w:t>
-            </w:r>
-          </w:p>
-        </w:tc>
-        <w:tc>
-          <w:tcPr>
             <w:tcW w:type="dxa" w:w="2268"/>
+            <w:shd w:val="clear" w:color="auto" w:fill="F5F5F5"/>
+          </w:tcPr>
+          <w:p>
+            <w:pPr>
+              <w:jc w:val="center"/>
+            </w:pPr>
+            <w:r>
+              <w:rPr>
+                <w:sz w:val="20"/>
+              </w:rPr>
+              <w:t>Generates 387 Java files</w:t>
+            </w:r>
+          </w:p>
+        </w:tc>
+        <w:tc>
+          <w:tcPr>
+            <w:tcW w:type="dxa" w:w="2268"/>
+            <w:shd w:val="clear" w:color="auto" w:fill="F5F5F5"/>
+          </w:tcPr>
+          <w:p>
+            <w:pPr>
+              <w:jc w:val="center"/>
+            </w:pPr>
+            <w:r>
+              <w:rPr>
+                <w:sz w:val="20"/>
+              </w:rPr>
+              <w:t>IR: Generate implementations in IR</w:t>
+            </w:r>
+          </w:p>
+        </w:tc>
+        <w:tc>
+          <w:tcPr>
+            <w:tcW w:type="dxa" w:w="2268"/>
+            <w:shd w:val="clear" w:color="auto" w:fill="F5F5F5"/>
+          </w:tcPr>
+          <w:p>
+            <w:pPr>
+              <w:jc w:val="center"/>
+            </w:pPr>
+            <w:r>
+              <w:rPr>
+                <w:sz w:val="20"/>
+              </w:rPr>
+              <w:t>Generates 30 Kotlin files</w:t>
+            </w:r>
+          </w:p>
+        </w:tc>
+        <w:tc>
+          <w:tcPr>
+            <w:tcW w:type="dxa" w:w="1984"/>
             <w:shd w:val="clear" w:color="auto" w:fill="F5F5F5"/>
           </w:tcPr>
           <w:p>
@@ -5626,23 +5964,23 @@
         </w:tc>
         <w:tc>
           <w:tcPr>
-            <w:tcW w:type="dxa" w:w="2835"/>
-          </w:tcPr>
-          <w:p>
-            <w:pPr>
-              <w:jc w:val="center"/>
-            </w:pPr>
-            <w:r>
-              <w:rPr>
-                <w:sz w:val="20"/>
-              </w:rPr>
-              <w:t>Kotlin compiler compiles source code</w:t>
-            </w:r>
-          </w:p>
-        </w:tc>
-        <w:tc>
-          <w:tcPr>
-            <w:tcW w:type="dxa" w:w="2835"/>
+            <w:tcW w:type="dxa" w:w="2268"/>
+          </w:tcPr>
+          <w:p>
+            <w:pPr>
+              <w:jc w:val="center"/>
+            </w:pPr>
+            <w:r>
+              <w:rPr>
+                <w:sz w:val="20"/>
+              </w:rPr>
+              <w:t>Kotlin compiler compiles source</w:t>
+            </w:r>
+          </w:p>
+        </w:tc>
+        <w:tc>
+          <w:tcPr>
+            <w:tcW w:type="dxa" w:w="2268"/>
           </w:tcPr>
           <w:p>
             <w:pPr>
@@ -5659,6 +5997,22 @@
         <w:tc>
           <w:tcPr>
             <w:tcW w:type="dxa" w:w="2268"/>
+          </w:tcPr>
+          <w:p>
+            <w:pPr>
+              <w:jc w:val="center"/>
+            </w:pPr>
+            <w:r>
+              <w:rPr>
+                <w:sz w:val="20"/>
+              </w:rPr>
+              <w:t>Kotlin compiler compiles source + generated</w:t>
+            </w:r>
+          </w:p>
+        </w:tc>
+        <w:tc>
+          <w:tcPr>
+            <w:tcW w:type="dxa" w:w="1984"/>
           </w:tcPr>
           <w:p>
             <w:pPr>
@@ -5693,24 +6047,24 @@
         </w:tc>
         <w:tc>
           <w:tcPr>
-            <w:tcW w:type="dxa" w:w="2835"/>
-            <w:shd w:val="clear" w:color="auto" w:fill="F5F5F5"/>
-          </w:tcPr>
-          <w:p>
-            <w:pPr>
-              <w:jc w:val="center"/>
-            </w:pPr>
-            <w:r>
-              <w:rPr>
-                <w:sz w:val="20"/>
-              </w:rPr>
-              <w:t>Java compiler compiles generated code</w:t>
-            </w:r>
-          </w:p>
-        </w:tc>
-        <w:tc>
-          <w:tcPr>
-            <w:tcW w:type="dxa" w:w="2835"/>
+            <w:tcW w:type="dxa" w:w="2268"/>
+            <w:shd w:val="clear" w:color="auto" w:fill="F5F5F5"/>
+          </w:tcPr>
+          <w:p>
+            <w:pPr>
+              <w:jc w:val="center"/>
+            </w:pPr>
+            <w:r>
+              <w:rPr>
+                <w:sz w:val="20"/>
+              </w:rPr>
+              <w:t>Java compiler compiles generated</w:t>
+            </w:r>
+          </w:p>
+        </w:tc>
+        <w:tc>
+          <w:tcPr>
+            <w:tcW w:type="dxa" w:w="2268"/>
             <w:shd w:val="clear" w:color="auto" w:fill="F5F5F5"/>
           </w:tcPr>
           <w:p>
@@ -5728,6 +6082,23 @@
         <w:tc>
           <w:tcPr>
             <w:tcW w:type="dxa" w:w="2268"/>
+            <w:shd w:val="clear" w:color="auto" w:fill="F5F5F5"/>
+          </w:tcPr>
+          <w:p>
+            <w:pPr>
+              <w:jc w:val="center"/>
+            </w:pPr>
+            <w:r>
+              <w:rPr>
+                <w:sz w:val="20"/>
+              </w:rPr>
+              <w:t>—</w:t>
+            </w:r>
+          </w:p>
+        </w:tc>
+        <w:tc>
+          <w:tcPr>
+            <w:tcW w:type="dxa" w:w="1984"/>
             <w:shd w:val="clear" w:color="auto" w:fill="F5F5F5"/>
           </w:tcPr>
           <w:p>
@@ -5756,39 +6127,7 @@
               <w:rPr>
                 <w:sz w:val="20"/>
               </w:rPr>
-              <w:t>Total passes</w:t>
-            </w:r>
-          </w:p>
-        </w:tc>
-        <w:tc>
-          <w:tcPr>
-            <w:tcW w:type="dxa" w:w="2835"/>
-          </w:tcPr>
-          <w:p>
-            <w:pPr>
-              <w:jc w:val="center"/>
-            </w:pPr>
-            <w:r>
-              <w:rPr>
-                <w:sz w:val="20"/>
-              </w:rPr>
-              <w:t>2 compilation passes + codegen</w:t>
-            </w:r>
-          </w:p>
-        </w:tc>
-        <w:tc>
-          <w:tcPr>
-            <w:tcW w:type="dxa" w:w="2835"/>
-          </w:tcPr>
-          <w:p>
-            <w:pPr>
-              <w:jc w:val="center"/>
-            </w:pPr>
-            <w:r>
-              <w:rPr>
-                <w:sz w:val="20"/>
-              </w:rPr>
-              <w:t>1 compilation pass</w:t>
+              <w:t>Total</w:t>
             </w:r>
           </w:p>
         </w:tc>
@@ -5804,7 +6143,55 @@
               <w:rPr>
                 <w:sz w:val="20"/>
               </w:rPr>
-              <w:t>1 compilation pass</w:t>
+              <w:t>2 passes + codegen (387 Java files)</w:t>
+            </w:r>
+          </w:p>
+        </w:tc>
+        <w:tc>
+          <w:tcPr>
+            <w:tcW w:type="dxa" w:w="2268"/>
+          </w:tcPr>
+          <w:p>
+            <w:pPr>
+              <w:jc w:val="center"/>
+            </w:pPr>
+            <w:r>
+              <w:rPr>
+                <w:sz w:val="20"/>
+              </w:rPr>
+              <w:t>1 pass, zero files</w:t>
+            </w:r>
+          </w:p>
+        </w:tc>
+        <w:tc>
+          <w:tcPr>
+            <w:tcW w:type="dxa" w:w="2268"/>
+          </w:tcPr>
+          <w:p>
+            <w:pPr>
+              <w:jc w:val="center"/>
+            </w:pPr>
+            <w:r>
+              <w:rPr>
+                <w:sz w:val="20"/>
+              </w:rPr>
+              <w:t>2 passes + codegen (30 Kotlin files)</w:t>
+            </w:r>
+          </w:p>
+        </w:tc>
+        <w:tc>
+          <w:tcPr>
+            <w:tcW w:type="dxa" w:w="1984"/>
+          </w:tcPr>
+          <w:p>
+            <w:pPr>
+              <w:jc w:val="center"/>
+            </w:pPr>
+            <w:r>
+              <w:rPr>
+                <w:sz w:val="20"/>
+              </w:rPr>
+              <w:t>1 pass, zero codegen</w:t>
             </w:r>
           </w:p>
         </w:tc>
@@ -6045,7 +6432,7 @@
               <w:rPr>
                 <w:sz w:val="20"/>
               </w:rPr>
-              <w:t>8.38ms</w:t>
+              <w:t>3.46ms</w:t>
             </w:r>
           </w:p>
         </w:tc>
@@ -6080,6 +6467,57 @@
               <w:rPr>
                 <w:sz w:val="20"/>
               </w:rPr>
+              <w:t>kotlin-inject-anvil</w:t>
+            </w:r>
+          </w:p>
+        </w:tc>
+        <w:tc>
+          <w:tcPr>
+            <w:tcW w:type="dxa" w:w="1417"/>
+          </w:tcPr>
+          <w:p>
+            <w:pPr>
+              <w:jc w:val="center"/>
+            </w:pPr>
+            <w:r>
+              <w:rPr>
+                <w:sz w:val="20"/>
+              </w:rPr>
+              <w:t>2.82ms</w:t>
+            </w:r>
+          </w:p>
+        </w:tc>
+        <w:tc>
+          <w:tcPr>
+            <w:tcW w:type="dxa" w:w="5669"/>
+          </w:tcPr>
+          <w:p>
+            <w:pPr>
+              <w:jc w:val="center"/>
+            </w:pPr>
+            <w:r>
+              <w:rPr>
+                <w:sz w:val="20"/>
+              </w:rPr>
+              <w:t>KSP-generated component with direct constructor calls, similar to Metro</w:t>
+            </w:r>
+          </w:p>
+        </w:tc>
+      </w:tr>
+      <w:tr>
+        <w:tc>
+          <w:tcPr>
+            <w:tcW w:type="dxa" w:w="1701"/>
+            <w:shd w:val="clear" w:color="auto" w:fill="F5F5F5"/>
+          </w:tcPr>
+          <w:p>
+            <w:pPr>
+              <w:jc w:val="left"/>
+            </w:pPr>
+            <w:r>
+              <w:rPr>
+                <w:sz w:val="20"/>
+              </w:rPr>
               <w:t>Koin</w:t>
             </w:r>
           </w:p>
@@ -6087,22 +6525,24 @@
         <w:tc>
           <w:tcPr>
             <w:tcW w:type="dxa" w:w="1417"/>
-          </w:tcPr>
-          <w:p>
-            <w:pPr>
-              <w:jc w:val="center"/>
-            </w:pPr>
-            <w:r>
-              <w:rPr>
-                <w:sz w:val="20"/>
-              </w:rPr>
-              <w:t>33.97ms</w:t>
+            <w:shd w:val="clear" w:color="auto" w:fill="F5F5F5"/>
+          </w:tcPr>
+          <w:p>
+            <w:pPr>
+              <w:jc w:val="center"/>
+            </w:pPr>
+            <w:r>
+              <w:rPr>
+                <w:sz w:val="20"/>
+              </w:rPr>
+              <w:t>11.27ms</w:t>
             </w:r>
           </w:p>
         </w:tc>
         <w:tc>
           <w:tcPr>
             <w:tcW w:type="dxa" w:w="5669"/>
+            <w:shd w:val="clear" w:color="auto" w:fill="F5F5F5"/>
           </w:tcPr>
           <w:p>
             <w:pPr>
@@ -6127,7 +6567,7 @@
         <w:t xml:space="preserve">Note: </w:t>
       </w:r>
       <w:r>
-        <w:t>Hilt's container initialization cost is paid once during Application.onCreate() (via @HiltAndroidApp) and is not measured here — by benchmark time the component already exists. Metro's createGraph() (8.38ms) instantiates a single pre-compiled class with all wiring baked in, including all singletons. Koin's startKoin() (33.97ms) must process 24 module DSL blocks, register each binding in a HashMap, and eagerly create 19 singleton instances.</w:t>
+        <w:t>Hilt's container initialization cost is paid once during Application.onCreate() (via @HiltAndroidApp) and is not measured here — by benchmark time the component already exists. Metro's createGraph() (3.46ms) and kotlin-inject-anvil's create() (2.82ms) both instantiate a single pre-compiled class with all wiring baked in. Koin's startKoin() (11.27ms) must process 24 module DSL blocks, register each binding in a HashMap, and eagerly create 19 singleton instances.</w:t>
       </w:r>
     </w:p>
     <w:p/>
@@ -6155,10 +6595,11 @@
         <w:tblLook w:firstColumn="1" w:firstRow="1" w:lastColumn="0" w:lastRow="0" w:noHBand="0" w:noVBand="1" w:val="04A0"/>
       </w:tblPr>
       <w:tblGrid>
-        <w:gridCol w:w="2351"/>
-        <w:gridCol w:w="2351"/>
-        <w:gridCol w:w="2351"/>
-        <w:gridCol w:w="2351"/>
+        <w:gridCol w:w="1881"/>
+        <w:gridCol w:w="1881"/>
+        <w:gridCol w:w="1881"/>
+        <w:gridCol w:w="1881"/>
+        <w:gridCol w:w="1881"/>
       </w:tblGrid>
       <w:tr>
         <w:tc>
@@ -6233,6 +6674,25 @@
                 <w:color w:val="FFFFFF"/>
                 <w:sz w:val="20"/>
               </w:rPr>
+              <w:t>kotlin-inject-anvil</w:t>
+            </w:r>
+          </w:p>
+        </w:tc>
+        <w:tc>
+          <w:tcPr>
+            <w:tcW w:type="dxa" w:w="1881"/>
+            <w:shd w:val="clear" w:color="auto" w:fill="1A237E"/>
+          </w:tcPr>
+          <w:p>
+            <w:pPr>
+              <w:jc w:val="center"/>
+            </w:pPr>
+            <w:r>
+              <w:rPr>
+                <w:b/>
+                <w:color w:val="FFFFFF"/>
+                <w:sz w:val="20"/>
+              </w:rPr>
               <w:t>Koin</w:t>
             </w:r>
           </w:p>
@@ -6251,7 +6711,7 @@
               <w:rPr>
                 <w:sz w:val="20"/>
               </w:rPr>
-              <w:t>HomeViewModel (6 deps, ~50 transitive)</w:t>
+              <w:t>HomeViewModel</w:t>
             </w:r>
           </w:p>
         </w:tc>
@@ -6267,7 +6727,7 @@
               <w:rPr>
                 <w:sz w:val="20"/>
               </w:rPr>
-              <w:t>5.87ms</w:t>
+              <w:t>7.29ms</w:t>
             </w:r>
           </w:p>
         </w:tc>
@@ -6283,7 +6743,7 @@
               <w:rPr>
                 <w:sz w:val="20"/>
               </w:rPr>
-              <w:t>0.90ms</w:t>
+              <w:t>0.61ms</w:t>
             </w:r>
           </w:p>
         </w:tc>
@@ -6299,7 +6759,23 @@
               <w:rPr>
                 <w:sz w:val="20"/>
               </w:rPr>
-              <w:t>9.05ms</w:t>
+              <w:t>1.36ms</w:t>
+            </w:r>
+          </w:p>
+        </w:tc>
+        <w:tc>
+          <w:tcPr>
+            <w:tcW w:type="dxa" w:w="1881"/>
+          </w:tcPr>
+          <w:p>
+            <w:pPr>
+              <w:jc w:val="center"/>
+            </w:pPr>
+            <w:r>
+              <w:rPr>
+                <w:sz w:val="20"/>
+              </w:rPr>
+              <w:t>1.64ms</w:t>
             </w:r>
           </w:p>
         </w:tc>
@@ -6318,7 +6794,7 @@
               <w:rPr>
                 <w:sz w:val="20"/>
               </w:rPr>
-              <w:t>CartViewModel (5 deps)</w:t>
+              <w:t>CheckoutViewModel</w:t>
             </w:r>
           </w:p>
         </w:tc>
@@ -6335,7 +6811,7 @@
               <w:rPr>
                 <w:sz w:val="20"/>
               </w:rPr>
-              <w:t>0.95ms</w:t>
+              <w:t>1.47ms</w:t>
             </w:r>
           </w:p>
         </w:tc>
@@ -6352,24 +6828,41 @@
               <w:rPr>
                 <w:sz w:val="20"/>
               </w:rPr>
+              <w:t>1.11ms</w:t>
+            </w:r>
+          </w:p>
+        </w:tc>
+        <w:tc>
+          <w:tcPr>
+            <w:tcW w:type="dxa" w:w="1417"/>
+            <w:shd w:val="clear" w:color="auto" w:fill="F5F5F5"/>
+          </w:tcPr>
+          <w:p>
+            <w:pPr>
+              <w:jc w:val="center"/>
+            </w:pPr>
+            <w:r>
+              <w:rPr>
+                <w:sz w:val="20"/>
+              </w:rPr>
               <w:t>0.40ms</w:t>
             </w:r>
           </w:p>
         </w:tc>
         <w:tc>
           <w:tcPr>
-            <w:tcW w:type="dxa" w:w="1417"/>
-            <w:shd w:val="clear" w:color="auto" w:fill="F5F5F5"/>
-          </w:tcPr>
-          <w:p>
-            <w:pPr>
-              <w:jc w:val="center"/>
-            </w:pPr>
-            <w:r>
-              <w:rPr>
-                <w:sz w:val="20"/>
-              </w:rPr>
-              <w:t>0.76ms</w:t>
+            <w:tcW w:type="dxa" w:w="1881"/>
+            <w:shd w:val="clear" w:color="auto" w:fill="F5F5F5"/>
+          </w:tcPr>
+          <w:p>
+            <w:pPr>
+              <w:jc w:val="center"/>
+            </w:pPr>
+            <w:r>
+              <w:rPr>
+                <w:sz w:val="20"/>
+              </w:rPr>
+              <w:t>0.72ms</w:t>
             </w:r>
           </w:p>
         </w:tc>
@@ -6387,7 +6880,7 @@
               <w:rPr>
                 <w:sz w:val="20"/>
               </w:rPr>
-              <w:t>CheckoutViewModel (7 deps)</w:t>
+              <w:t>CartViewModel</w:t>
             </w:r>
           </w:p>
         </w:tc>
@@ -6403,7 +6896,7 @@
               <w:rPr>
                 <w:sz w:val="20"/>
               </w:rPr>
-              <w:t>0.65ms</w:t>
+              <w:t>0.50ms</w:t>
             </w:r>
           </w:p>
         </w:tc>
@@ -6419,7 +6912,7 @@
               <w:rPr>
                 <w:sz w:val="20"/>
               </w:rPr>
-              <w:t>0.58ms</w:t>
+              <w:t>0.64ms</w:t>
             </w:r>
           </w:p>
         </w:tc>
@@ -6435,7 +6928,23 @@
               <w:rPr>
                 <w:sz w:val="20"/>
               </w:rPr>
-              <w:t>0.85ms</w:t>
+              <w:t>0.19ms</w:t>
+            </w:r>
+          </w:p>
+        </w:tc>
+        <w:tc>
+          <w:tcPr>
+            <w:tcW w:type="dxa" w:w="1881"/>
+          </w:tcPr>
+          <w:p>
+            <w:pPr>
+              <w:jc w:val="center"/>
+            </w:pPr>
+            <w:r>
+              <w:rPr>
+                <w:sz w:val="20"/>
+              </w:rPr>
+              <w:t>0.60ms</w:t>
             </w:r>
           </w:p>
         </w:tc>
@@ -6454,7 +6963,7 @@
               <w:rPr>
                 <w:sz w:val="20"/>
               </w:rPr>
-              <w:t>ProductDetailVM (6 deps)</w:t>
+              <w:t>ProfileViewModel</w:t>
             </w:r>
           </w:p>
         </w:tc>
@@ -6471,7 +6980,7 @@
               <w:rPr>
                 <w:sz w:val="20"/>
               </w:rPr>
-              <w:t>0.40ms</w:t>
+              <w:t>1.68ms</w:t>
             </w:r>
           </w:p>
         </w:tc>
@@ -6488,7 +6997,7 @@
               <w:rPr>
                 <w:sz w:val="20"/>
               </w:rPr>
-              <w:t>0.50ms</w:t>
+              <w:t>0.18ms</w:t>
             </w:r>
           </w:p>
         </w:tc>
@@ -6505,7 +7014,24 @@
               <w:rPr>
                 <w:sz w:val="20"/>
               </w:rPr>
-              <w:t>0.51ms</w:t>
+              <w:t>0.17ms</w:t>
+            </w:r>
+          </w:p>
+        </w:tc>
+        <w:tc>
+          <w:tcPr>
+            <w:tcW w:type="dxa" w:w="1881"/>
+            <w:shd w:val="clear" w:color="auto" w:fill="F5F5F5"/>
+          </w:tcPr>
+          <w:p>
+            <w:pPr>
+              <w:jc w:val="center"/>
+            </w:pPr>
+            <w:r>
+              <w:rPr>
+                <w:sz w:val="20"/>
+              </w:rPr>
+              <w:t>0.36ms</w:t>
             </w:r>
           </w:p>
         </w:tc>
@@ -6523,7 +7049,7 @@
               <w:rPr>
                 <w:sz w:val="20"/>
               </w:rPr>
-              <w:t>ProfileViewModel (7 deps)</w:t>
+              <w:t>ProductDetailVM</w:t>
             </w:r>
           </w:p>
         </w:tc>
@@ -6539,7 +7065,7 @@
               <w:rPr>
                 <w:sz w:val="20"/>
               </w:rPr>
-              <w:t>0.48ms</w:t>
+              <w:t>0.79ms</w:t>
             </w:r>
           </w:p>
         </w:tc>
@@ -6555,7 +7081,7 @@
               <w:rPr>
                 <w:sz w:val="20"/>
               </w:rPr>
-              <w:t>0.25ms</w:t>
+              <w:t>0.14ms</w:t>
             </w:r>
           </w:p>
         </w:tc>
@@ -6571,7 +7097,23 @@
               <w:rPr>
                 <w:sz w:val="20"/>
               </w:rPr>
-              <w:t>0.64ms</w:t>
+              <w:t>0.21ms</w:t>
+            </w:r>
+          </w:p>
+        </w:tc>
+        <w:tc>
+          <w:tcPr>
+            <w:tcW w:type="dxa" w:w="1881"/>
+          </w:tcPr>
+          <w:p>
+            <w:pPr>
+              <w:jc w:val="center"/>
+            </w:pPr>
+            <w:r>
+              <w:rPr>
+                <w:sz w:val="20"/>
+              </w:rPr>
+              <w:t>0.51ms</w:t>
             </w:r>
           </w:p>
         </w:tc>
@@ -6590,7 +7132,7 @@
               <w:rPr>
                 <w:sz w:val="20"/>
               </w:rPr>
-              <w:t>ChatViewModel (5 deps)</w:t>
+              <w:t>ChatViewModel</w:t>
             </w:r>
           </w:p>
         </w:tc>
@@ -6607,7 +7149,7 @@
               <w:rPr>
                 <w:sz w:val="20"/>
               </w:rPr>
-              <w:t>0.29ms</w:t>
+              <w:t>0.64ms</w:t>
             </w:r>
           </w:p>
         </w:tc>
@@ -6624,7 +7166,7 @@
               <w:rPr>
                 <w:sz w:val="20"/>
               </w:rPr>
-              <w:t>0.28ms</w:t>
+              <w:t>0.22ms</w:t>
             </w:r>
           </w:p>
         </w:tc>
@@ -6641,7 +7183,24 @@
               <w:rPr>
                 <w:sz w:val="20"/>
               </w:rPr>
-              <w:t>0.62ms</w:t>
+              <w:t>0.14ms</w:t>
+            </w:r>
+          </w:p>
+        </w:tc>
+        <w:tc>
+          <w:tcPr>
+            <w:tcW w:type="dxa" w:w="1881"/>
+            <w:shd w:val="clear" w:color="auto" w:fill="F5F5F5"/>
+          </w:tcPr>
+          <w:p>
+            <w:pPr>
+              <w:jc w:val="center"/>
+            </w:pPr>
+            <w:r>
+              <w:rPr>
+                <w:sz w:val="20"/>
+              </w:rPr>
+              <w:t>0.60ms</w:t>
             </w:r>
           </w:p>
         </w:tc>
@@ -6659,7 +7218,7 @@
               <w:rPr>
                 <w:sz w:val="20"/>
               </w:rPr>
-              <w:t>SearchViewModel (3 deps)</w:t>
+              <w:t>SearchViewModel</w:t>
             </w:r>
           </w:p>
         </w:tc>
@@ -6675,7 +7234,7 @@
               <w:rPr>
                 <w:sz w:val="20"/>
               </w:rPr>
-              <w:t>0.34ms</w:t>
+              <w:t>1.07ms</w:t>
             </w:r>
           </w:p>
         </w:tc>
@@ -6691,13 +7250,29 @@
               <w:rPr>
                 <w:sz w:val="20"/>
               </w:rPr>
-              <w:t>0.09ms</w:t>
+              <w:t>0.07ms</w:t>
             </w:r>
           </w:p>
         </w:tc>
         <w:tc>
           <w:tcPr>
             <w:tcW w:type="dxa" w:w="1417"/>
+          </w:tcPr>
+          <w:p>
+            <w:pPr>
+              <w:jc w:val="center"/>
+            </w:pPr>
+            <w:r>
+              <w:rPr>
+                <w:sz w:val="20"/>
+              </w:rPr>
+              <w:t>0.11ms</w:t>
+            </w:r>
+          </w:p>
+        </w:tc>
+        <w:tc>
+          <w:tcPr>
+            <w:tcW w:type="dxa" w:w="1881"/>
           </w:tcPr>
           <w:p>
             <w:pPr>
@@ -6726,7 +7301,7 @@
               <w:rPr>
                 <w:sz w:val="20"/>
               </w:rPr>
-              <w:t>OrderHistoryVM (3 deps)</w:t>
+              <w:t>OrderHistoryVM</w:t>
             </w:r>
           </w:p>
         </w:tc>
@@ -6743,7 +7318,7 @@
               <w:rPr>
                 <w:sz w:val="20"/>
               </w:rPr>
-              <w:t>0.12ms</w:t>
+              <w:t>0.36ms</w:t>
             </w:r>
           </w:p>
         </w:tc>
@@ -6760,7 +7335,7 @@
               <w:rPr>
                 <w:sz w:val="20"/>
               </w:rPr>
-              <w:t>0.06ms</w:t>
+              <w:t>0.08ms</w:t>
             </w:r>
           </w:p>
         </w:tc>
@@ -6777,143 +7352,24 @@
               <w:rPr>
                 <w:sz w:val="20"/>
               </w:rPr>
+              <w:t>0.07ms</w:t>
+            </w:r>
+          </w:p>
+        </w:tc>
+        <w:tc>
+          <w:tcPr>
+            <w:tcW w:type="dxa" w:w="1881"/>
+            <w:shd w:val="clear" w:color="auto" w:fill="F5F5F5"/>
+          </w:tcPr>
+          <w:p>
+            <w:pPr>
+              <w:jc w:val="center"/>
+            </w:pPr>
+            <w:r>
+              <w:rPr>
+                <w:sz w:val="20"/>
+              </w:rPr>
               <w:t>0.18ms</w:t>
-            </w:r>
-          </w:p>
-        </w:tc>
-      </w:tr>
-      <w:tr>
-        <w:tc>
-          <w:tcPr>
-            <w:tcW w:type="dxa" w:w="3118"/>
-          </w:tcPr>
-          <w:p>
-            <w:pPr>
-              <w:jc w:val="left"/>
-            </w:pPr>
-            <w:r>
-              <w:rPr>
-                <w:sz w:val="20"/>
-              </w:rPr>
-              <w:t>AnalyticsTracker (singleton)</w:t>
-            </w:r>
-          </w:p>
-        </w:tc>
-        <w:tc>
-          <w:tcPr>
-            <w:tcW w:type="dxa" w:w="1417"/>
-          </w:tcPr>
-          <w:p>
-            <w:pPr>
-              <w:jc w:val="center"/>
-            </w:pPr>
-            <w:r>
-              <w:rPr>
-                <w:sz w:val="20"/>
-              </w:rPr>
-              <w:t>0.001ms</w:t>
-            </w:r>
-          </w:p>
-        </w:tc>
-        <w:tc>
-          <w:tcPr>
-            <w:tcW w:type="dxa" w:w="1417"/>
-          </w:tcPr>
-          <w:p>
-            <w:pPr>
-              <w:jc w:val="center"/>
-            </w:pPr>
-            <w:r>
-              <w:rPr>
-                <w:sz w:val="20"/>
-              </w:rPr>
-              <w:t>0.001ms</w:t>
-            </w:r>
-          </w:p>
-        </w:tc>
-        <w:tc>
-          <w:tcPr>
-            <w:tcW w:type="dxa" w:w="1417"/>
-          </w:tcPr>
-          <w:p>
-            <w:pPr>
-              <w:jc w:val="center"/>
-            </w:pPr>
-            <w:r>
-              <w:rPr>
-                <w:sz w:val="20"/>
-              </w:rPr>
-              <w:t>0.012ms</w:t>
-            </w:r>
-          </w:p>
-        </w:tc>
-      </w:tr>
-      <w:tr>
-        <w:tc>
-          <w:tcPr>
-            <w:tcW w:type="dxa" w:w="3118"/>
-            <w:shd w:val="clear" w:color="auto" w:fill="F5F5F5"/>
-          </w:tcPr>
-          <w:p>
-            <w:pPr>
-              <w:jc w:val="left"/>
-            </w:pPr>
-            <w:r>
-              <w:rPr>
-                <w:sz w:val="20"/>
-              </w:rPr>
-              <w:t>ProductRepository (singleton)</w:t>
-            </w:r>
-          </w:p>
-        </w:tc>
-        <w:tc>
-          <w:tcPr>
-            <w:tcW w:type="dxa" w:w="1417"/>
-            <w:shd w:val="clear" w:color="auto" w:fill="F5F5F5"/>
-          </w:tcPr>
-          <w:p>
-            <w:pPr>
-              <w:jc w:val="center"/>
-            </w:pPr>
-            <w:r>
-              <w:rPr>
-                <w:sz w:val="20"/>
-              </w:rPr>
-              <w:t>0.001ms</w:t>
-            </w:r>
-          </w:p>
-        </w:tc>
-        <w:tc>
-          <w:tcPr>
-            <w:tcW w:type="dxa" w:w="1417"/>
-            <w:shd w:val="clear" w:color="auto" w:fill="F5F5F5"/>
-          </w:tcPr>
-          <w:p>
-            <w:pPr>
-              <w:jc w:val="center"/>
-            </w:pPr>
-            <w:r>
-              <w:rPr>
-                <w:sz w:val="20"/>
-              </w:rPr>
-              <w:t>0.001ms</w:t>
-            </w:r>
-          </w:p>
-        </w:tc>
-        <w:tc>
-          <w:tcPr>
-            <w:tcW w:type="dxa" w:w="1417"/>
-            <w:shd w:val="clear" w:color="auto" w:fill="F5F5F5"/>
-          </w:tcPr>
-          <w:p>
-            <w:pPr>
-              <w:jc w:val="center"/>
-            </w:pPr>
-            <w:r>
-              <w:rPr>
-                <w:sz w:val="20"/>
-              </w:rPr>
-              <w:t>0.044ms</w:t>
             </w:r>
           </w:p>
         </w:tc>
@@ -6928,7 +7384,7 @@
         <w:t xml:space="preserve">Analysis: </w:t>
       </w:r>
       <w:r>
-        <w:t>Hilt's first ViewModel (HomeViewModel) takes 5.87ms because it triggers ViewModelProvider + HiltViewModelFactory for the first time. Subsequent ViewModels are faster (&lt;1ms). Metro front-loads cost in createGraph() (8.38ms) making individual ViewModel access fast (0.9ms for HomeVM). Koin spends 33.97ms on startKoin() container init and then 9.05ms on HomeViewModel due to recursive HashMap lookups for all transitive dependencies.</w:t>
+        <w:t>Hilt's first ViewModel (HomeViewModel) takes 7.29ms because it triggers ViewModelProvider + HiltViewModelFactory for the first time. Subsequent ViewModels are faster. Metro and kotlin-inject-anvil front-load cost in graph/component creation (3.46ms / 2.82ms), making individual ViewModel access fast (~0.1-1.4ms). Both generate direct constructor calls — their runtime performance is virtually identical. Koin spends 11.27ms on startKoin() and is slower per-ViewModel due to runtime HashMap lookups.</w:t>
       </w:r>
     </w:p>
     <w:p/>
@@ -6956,10 +7412,11 @@
         <w:tblLook w:firstColumn="1" w:firstRow="1" w:lastColumn="0" w:lastRow="0" w:noHBand="0" w:noVBand="1" w:val="04A0"/>
       </w:tblPr>
       <w:tblGrid>
-        <w:gridCol w:w="2351"/>
-        <w:gridCol w:w="2351"/>
-        <w:gridCol w:w="2351"/>
-        <w:gridCol w:w="2351"/>
+        <w:gridCol w:w="1881"/>
+        <w:gridCol w:w="1881"/>
+        <w:gridCol w:w="1881"/>
+        <w:gridCol w:w="1881"/>
+        <w:gridCol w:w="1881"/>
       </w:tblGrid>
       <w:tr>
         <w:tc>
@@ -6977,7 +7434,7 @@
                 <w:color w:val="FFFFFF"/>
                 <w:sz w:val="20"/>
               </w:rPr>
-              <w:t>Class</w:t>
+              <w:t>Layer</w:t>
             </w:r>
           </w:p>
         </w:tc>
@@ -7034,6 +7491,25 @@
                 <w:color w:val="FFFFFF"/>
                 <w:sz w:val="20"/>
               </w:rPr>
+              <w:t>kotlin-inject-anvil</w:t>
+            </w:r>
+          </w:p>
+        </w:tc>
+        <w:tc>
+          <w:tcPr>
+            <w:tcW w:type="dxa" w:w="1881"/>
+            <w:shd w:val="clear" w:color="auto" w:fill="1A237E"/>
+          </w:tcPr>
+          <w:p>
+            <w:pPr>
+              <w:jc w:val="center"/>
+            </w:pPr>
+            <w:r>
+              <w:rPr>
+                <w:b/>
+                <w:color w:val="FFFFFF"/>
+                <w:sz w:val="20"/>
+              </w:rPr>
               <w:t>Koin</w:t>
             </w:r>
           </w:p>
@@ -7052,7 +7528,7 @@
               <w:rPr>
                 <w:sz w:val="20"/>
               </w:rPr>
-              <w:t>Core Singletons (14)</w:t>
+              <w:t>Component/Graph Init</w:t>
             </w:r>
           </w:p>
         </w:tc>
@@ -7068,7 +7544,7 @@
               <w:rPr>
                 <w:sz w:val="20"/>
               </w:rPr>
-              <w:t>0.10ms</w:t>
+              <w:t>pre-built</w:t>
             </w:r>
           </w:p>
         </w:tc>
@@ -7084,7 +7560,7 @@
               <w:rPr>
                 <w:sz w:val="20"/>
               </w:rPr>
-              <w:t>0.02ms</w:t>
+              <w:t>3.46ms</w:t>
             </w:r>
           </w:p>
         </w:tc>
@@ -7100,7 +7576,23 @@
               <w:rPr>
                 <w:sz w:val="20"/>
               </w:rPr>
-              <w:t>0.20ms</w:t>
+              <w:t>2.82ms</w:t>
+            </w:r>
+          </w:p>
+        </w:tc>
+        <w:tc>
+          <w:tcPr>
+            <w:tcW w:type="dxa" w:w="1881"/>
+          </w:tcPr>
+          <w:p>
+            <w:pPr>
+              <w:jc w:val="center"/>
+            </w:pPr>
+            <w:r>
+              <w:rPr>
+                <w:sz w:val="20"/>
+              </w:rPr>
+              <w:t>11.27ms</w:t>
             </w:r>
           </w:p>
         </w:tc>
@@ -7119,7 +7611,7 @@
               <w:rPr>
                 <w:sz w:val="20"/>
               </w:rPr>
-              <w:t>Core Services (12)</w:t>
+              <w:t>ViewModels (13)</w:t>
             </w:r>
           </w:p>
         </w:tc>
@@ -7136,7 +7628,7 @@
               <w:rPr>
                 <w:sz w:val="20"/>
               </w:rPr>
-              <w:t>0.33ms</w:t>
+              <w:t>16.21ms</w:t>
             </w:r>
           </w:p>
         </w:tc>
@@ -7153,7 +7645,7 @@
               <w:rPr>
                 <w:sz w:val="20"/>
               </w:rPr>
-              <w:t>0.12ms</w:t>
+              <w:t>3.67ms</w:t>
             </w:r>
           </w:p>
         </w:tc>
@@ -7170,7 +7662,24 @@
               <w:rPr>
                 <w:sz w:val="20"/>
               </w:rPr>
-              <w:t>0.51ms</w:t>
+              <w:t>3.67ms</w:t>
+            </w:r>
+          </w:p>
+        </w:tc>
+        <w:tc>
+          <w:tcPr>
+            <w:tcW w:type="dxa" w:w="1881"/>
+            <w:shd w:val="clear" w:color="auto" w:fill="F5F5F5"/>
+          </w:tcPr>
+          <w:p>
+            <w:pPr>
+              <w:jc w:val="center"/>
+            </w:pPr>
+            <w:r>
+              <w:rPr>
+                <w:sz w:val="20"/>
+              </w:rPr>
+              <w:t>7.46ms</w:t>
             </w:r>
           </w:p>
         </w:tc>
@@ -7188,7 +7697,7 @@
               <w:rPr>
                 <w:sz w:val="20"/>
               </w:rPr>
-              <w:t>Repositories (14)</w:t>
+              <w:t>Core Singletons (14)</w:t>
             </w:r>
           </w:p>
         </w:tc>
@@ -7204,7 +7713,7 @@
               <w:rPr>
                 <w:sz w:val="20"/>
               </w:rPr>
-              <w:t>0.22ms</w:t>
+              <w:t>0.37ms</w:t>
             </w:r>
           </w:p>
         </w:tc>
@@ -7220,7 +7729,7 @@
               <w:rPr>
                 <w:sz w:val="20"/>
               </w:rPr>
-              <w:t>0.15ms</w:t>
+              <w:t>0.02ms</w:t>
             </w:r>
           </w:p>
         </w:tc>
@@ -7236,7 +7745,23 @@
               <w:rPr>
                 <w:sz w:val="20"/>
               </w:rPr>
-              <w:t>1.32ms</w:t>
+              <w:t>0.03ms</w:t>
+            </w:r>
+          </w:p>
+        </w:tc>
+        <w:tc>
+          <w:tcPr>
+            <w:tcW w:type="dxa" w:w="1881"/>
+          </w:tcPr>
+          <w:p>
+            <w:pPr>
+              <w:jc w:val="center"/>
+            </w:pPr>
+            <w:r>
+              <w:rPr>
+                <w:sz w:val="20"/>
+              </w:rPr>
+              <w:t>0.20ms</w:t>
             </w:r>
           </w:p>
         </w:tc>
@@ -7255,7 +7780,7 @@
               <w:rPr>
                 <w:sz w:val="20"/>
               </w:rPr>
-              <w:t>RemoteDataSources (14)</w:t>
+              <w:t>Core Services (12)</w:t>
             </w:r>
           </w:p>
         </w:tc>
@@ -7272,7 +7797,7 @@
               <w:rPr>
                 <w:sz w:val="20"/>
               </w:rPr>
-              <w:t>0.02ms</w:t>
+              <w:t>0.33ms</w:t>
             </w:r>
           </w:p>
         </w:tc>
@@ -7289,7 +7814,7 @@
               <w:rPr>
                 <w:sz w:val="20"/>
               </w:rPr>
-              <w:t>0.01ms</w:t>
+              <w:t>0.12ms</w:t>
             </w:r>
           </w:p>
         </w:tc>
@@ -7306,7 +7831,24 @@
               <w:rPr>
                 <w:sz w:val="20"/>
               </w:rPr>
-              <w:t>N/A</w:t>
+              <w:t>0.10ms</w:t>
+            </w:r>
+          </w:p>
+        </w:tc>
+        <w:tc>
+          <w:tcPr>
+            <w:tcW w:type="dxa" w:w="1881"/>
+            <w:shd w:val="clear" w:color="auto" w:fill="F5F5F5"/>
+          </w:tcPr>
+          <w:p>
+            <w:pPr>
+              <w:jc w:val="center"/>
+            </w:pPr>
+            <w:r>
+              <w:rPr>
+                <w:sz w:val="20"/>
+              </w:rPr>
+              <w:t>0.51ms</w:t>
             </w:r>
           </w:p>
         </w:tc>
@@ -7324,7 +7866,7 @@
               <w:rPr>
                 <w:sz w:val="20"/>
               </w:rPr>
-              <w:t>LocalDataSources (14)</w:t>
+              <w:t>Repositories (14)</w:t>
             </w:r>
           </w:p>
         </w:tc>
@@ -7340,7 +7882,7 @@
               <w:rPr>
                 <w:sz w:val="20"/>
               </w:rPr>
-              <w:t>0.05ms</w:t>
+              <w:t>0.22ms</w:t>
             </w:r>
           </w:p>
         </w:tc>
@@ -7356,7 +7898,7 @@
               <w:rPr>
                 <w:sz w:val="20"/>
               </w:rPr>
-              <w:t>0.01ms</w:t>
+              <w:t>0.15ms</w:t>
             </w:r>
           </w:p>
         </w:tc>
@@ -7372,7 +7914,23 @@
               <w:rPr>
                 <w:sz w:val="20"/>
               </w:rPr>
-              <w:t>N/A</w:t>
+              <w:t>0.10ms</w:t>
+            </w:r>
+          </w:p>
+        </w:tc>
+        <w:tc>
+          <w:tcPr>
+            <w:tcW w:type="dxa" w:w="1881"/>
+          </w:tcPr>
+          <w:p>
+            <w:pPr>
+              <w:jc w:val="center"/>
+            </w:pPr>
+            <w:r>
+              <w:rPr>
+                <w:sz w:val="20"/>
+              </w:rPr>
+              <w:t>1.32ms</w:t>
             </w:r>
           </w:p>
         </w:tc>
@@ -7391,7 +7949,7 @@
               <w:rPr>
                 <w:sz w:val="20"/>
               </w:rPr>
-              <w:t>Mappers (14)</w:t>
+              <w:t>RemoteDataSources (14)</w:t>
             </w:r>
           </w:p>
         </w:tc>
@@ -7408,6 +7966,23 @@
               <w:rPr>
                 <w:sz w:val="20"/>
               </w:rPr>
+              <w:t>0.02ms</w:t>
+            </w:r>
+          </w:p>
+        </w:tc>
+        <w:tc>
+          <w:tcPr>
+            <w:tcW w:type="dxa" w:w="1417"/>
+            <w:shd w:val="clear" w:color="auto" w:fill="F5F5F5"/>
+          </w:tcPr>
+          <w:p>
+            <w:pPr>
+              <w:jc w:val="center"/>
+            </w:pPr>
+            <w:r>
+              <w:rPr>
+                <w:sz w:val="20"/>
+              </w:rPr>
               <w:t>0.01ms</w:t>
             </w:r>
           </w:p>
@@ -7431,7 +8006,7 @@
         </w:tc>
         <w:tc>
           <w:tcPr>
-            <w:tcW w:type="dxa" w:w="1417"/>
+            <w:tcW w:type="dxa" w:w="1881"/>
             <w:shd w:val="clear" w:color="auto" w:fill="F5F5F5"/>
           </w:tcPr>
           <w:p>
@@ -7460,7 +8035,7 @@
               <w:rPr>
                 <w:sz w:val="20"/>
               </w:rPr>
-              <w:t>UseCases (28)</w:t>
+              <w:t>LocalDataSources (14)</w:t>
             </w:r>
           </w:p>
         </w:tc>
@@ -7476,7 +8051,7 @@
               <w:rPr>
                 <w:sz w:val="20"/>
               </w:rPr>
-              <w:t>0.12ms</w:t>
+              <w:t>0.05ms</w:t>
             </w:r>
           </w:p>
         </w:tc>
@@ -7492,7 +8067,7 @@
               <w:rPr>
                 <w:sz w:val="20"/>
               </w:rPr>
-              <w:t>0.05ms</w:t>
+              <w:t>0.01ms</w:t>
             </w:r>
           </w:p>
         </w:tc>
@@ -7508,7 +8083,23 @@
               <w:rPr>
                 <w:sz w:val="20"/>
               </w:rPr>
-              <w:t>0.87ms</w:t>
+              <w:t>0.01ms</w:t>
+            </w:r>
+          </w:p>
+        </w:tc>
+        <w:tc>
+          <w:tcPr>
+            <w:tcW w:type="dxa" w:w="1881"/>
+          </w:tcPr>
+          <w:p>
+            <w:pPr>
+              <w:jc w:val="center"/>
+            </w:pPr>
+            <w:r>
+              <w:rPr>
+                <w:sz w:val="20"/>
+              </w:rPr>
+              <w:t>N/A</w:t>
             </w:r>
           </w:p>
         </w:tc>
@@ -7527,6 +8118,7 @@
               <w:rPr>
                 <w:sz w:val="20"/>
               </w:rPr>
+              <w:t>Mappers (14)</w:t>
             </w:r>
           </w:p>
         </w:tc>
@@ -7543,6 +8135,7 @@
               <w:rPr>
                 <w:sz w:val="20"/>
               </w:rPr>
+              <w:t>0.01ms</w:t>
             </w:r>
           </w:p>
         </w:tc>
@@ -7559,6 +8152,7 @@
               <w:rPr>
                 <w:sz w:val="20"/>
               </w:rPr>
+              <w:t>0.01ms</w:t>
             </w:r>
           </w:p>
         </w:tc>
@@ -7575,6 +8169,24 @@
               <w:rPr>
                 <w:sz w:val="20"/>
               </w:rPr>
+              <w:t>0.01ms</w:t>
+            </w:r>
+          </w:p>
+        </w:tc>
+        <w:tc>
+          <w:tcPr>
+            <w:tcW w:type="dxa" w:w="1881"/>
+            <w:shd w:val="clear" w:color="auto" w:fill="F5F5F5"/>
+          </w:tcPr>
+          <w:p>
+            <w:pPr>
+              <w:jc w:val="center"/>
+            </w:pPr>
+            <w:r>
+              <w:rPr>
+                <w:sz w:val="20"/>
+              </w:rPr>
+              <w:t>N/A</w:t>
             </w:r>
           </w:p>
         </w:tc>
@@ -7592,7 +8204,7 @@
               <w:rPr>
                 <w:sz w:val="20"/>
               </w:rPr>
-              <w:t>TOTAL (all layers)</w:t>
+              <w:t>UseCases (28)</w:t>
             </w:r>
           </w:p>
         </w:tc>
@@ -7608,7 +8220,7 @@
               <w:rPr>
                 <w:sz w:val="20"/>
               </w:rPr>
-              <w:t>12ms</w:t>
+              <w:t>0.12ms</w:t>
             </w:r>
           </w:p>
         </w:tc>
@@ -7624,7 +8236,7 @@
               <w:rPr>
                 <w:sz w:val="20"/>
               </w:rPr>
-              <w:t>12ms</w:t>
+              <w:t>0.05ms</w:t>
             </w:r>
           </w:p>
         </w:tc>
@@ -7640,7 +8252,187 @@
               <w:rPr>
                 <w:sz w:val="20"/>
               </w:rPr>
-              <w:t>51ms</w:t>
+              <w:t>0.04ms</w:t>
+            </w:r>
+          </w:p>
+        </w:tc>
+        <w:tc>
+          <w:tcPr>
+            <w:tcW w:type="dxa" w:w="1881"/>
+          </w:tcPr>
+          <w:p>
+            <w:pPr>
+              <w:jc w:val="center"/>
+            </w:pPr>
+            <w:r>
+              <w:rPr>
+                <w:sz w:val="20"/>
+              </w:rPr>
+              <w:t>0.87ms</w:t>
+            </w:r>
+          </w:p>
+        </w:tc>
+      </w:tr>
+      <w:tr>
+        <w:tc>
+          <w:tcPr>
+            <w:tcW w:type="dxa" w:w="3118"/>
+            <w:shd w:val="clear" w:color="auto" w:fill="F5F5F5"/>
+          </w:tcPr>
+          <w:p>
+            <w:pPr>
+              <w:jc w:val="left"/>
+            </w:pPr>
+            <w:r>
+              <w:rPr>
+                <w:sz w:val="20"/>
+              </w:rPr>
+            </w:r>
+          </w:p>
+        </w:tc>
+        <w:tc>
+          <w:tcPr>
+            <w:tcW w:type="dxa" w:w="1417"/>
+            <w:shd w:val="clear" w:color="auto" w:fill="F5F5F5"/>
+          </w:tcPr>
+          <w:p>
+            <w:pPr>
+              <w:jc w:val="center"/>
+            </w:pPr>
+            <w:r>
+              <w:rPr>
+                <w:sz w:val="20"/>
+              </w:rPr>
+            </w:r>
+          </w:p>
+        </w:tc>
+        <w:tc>
+          <w:tcPr>
+            <w:tcW w:type="dxa" w:w="1417"/>
+            <w:shd w:val="clear" w:color="auto" w:fill="F5F5F5"/>
+          </w:tcPr>
+          <w:p>
+            <w:pPr>
+              <w:jc w:val="center"/>
+            </w:pPr>
+            <w:r>
+              <w:rPr>
+                <w:sz w:val="20"/>
+              </w:rPr>
+            </w:r>
+          </w:p>
+        </w:tc>
+        <w:tc>
+          <w:tcPr>
+            <w:tcW w:type="dxa" w:w="1417"/>
+            <w:shd w:val="clear" w:color="auto" w:fill="F5F5F5"/>
+          </w:tcPr>
+          <w:p>
+            <w:pPr>
+              <w:jc w:val="center"/>
+            </w:pPr>
+            <w:r>
+              <w:rPr>
+                <w:sz w:val="20"/>
+              </w:rPr>
+            </w:r>
+          </w:p>
+        </w:tc>
+        <w:tc>
+          <w:tcPr>
+            <w:tcW w:type="dxa" w:w="1881"/>
+            <w:shd w:val="clear" w:color="auto" w:fill="F5F5F5"/>
+          </w:tcPr>
+          <w:p>
+            <w:pPr>
+              <w:jc w:val="center"/>
+            </w:pPr>
+            <w:r>
+              <w:rPr>
+                <w:sz w:val="20"/>
+              </w:rPr>
+            </w:r>
+          </w:p>
+        </w:tc>
+      </w:tr>
+      <w:tr>
+        <w:tc>
+          <w:tcPr>
+            <w:tcW w:type="dxa" w:w="3118"/>
+          </w:tcPr>
+          <w:p>
+            <w:pPr>
+              <w:jc w:val="left"/>
+            </w:pPr>
+            <w:r>
+              <w:rPr>
+                <w:sz w:val="20"/>
+              </w:rPr>
+              <w:t>TOTAL</w:t>
+            </w:r>
+          </w:p>
+        </w:tc>
+        <w:tc>
+          <w:tcPr>
+            <w:tcW w:type="dxa" w:w="1417"/>
+          </w:tcPr>
+          <w:p>
+            <w:pPr>
+              <w:jc w:val="center"/>
+            </w:pPr>
+            <w:r>
+              <w:rPr>
+                <w:sz w:val="20"/>
+              </w:rPr>
+              <w:t>17ms</w:t>
+            </w:r>
+          </w:p>
+        </w:tc>
+        <w:tc>
+          <w:tcPr>
+            <w:tcW w:type="dxa" w:w="1417"/>
+          </w:tcPr>
+          <w:p>
+            <w:pPr>
+              <w:jc w:val="center"/>
+            </w:pPr>
+            <w:r>
+              <w:rPr>
+                <w:sz w:val="20"/>
+              </w:rPr>
+              <w:t>7ms</w:t>
+            </w:r>
+          </w:p>
+        </w:tc>
+        <w:tc>
+          <w:tcPr>
+            <w:tcW w:type="dxa" w:w="1417"/>
+          </w:tcPr>
+          <w:p>
+            <w:pPr>
+              <w:jc w:val="center"/>
+            </w:pPr>
+            <w:r>
+              <w:rPr>
+                <w:sz w:val="20"/>
+              </w:rPr>
+              <w:t>6ms</w:t>
+            </w:r>
+          </w:p>
+        </w:tc>
+        <w:tc>
+          <w:tcPr>
+            <w:tcW w:type="dxa" w:w="1881"/>
+          </w:tcPr>
+          <w:p>
+            <w:pPr>
+              <w:jc w:val="center"/>
+            </w:pPr>
+            <w:r>
+              <w:rPr>
+                <w:sz w:val="20"/>
+              </w:rPr>
+              <w:t>20ms</w:t>
             </w:r>
           </w:p>
         </w:tc>
@@ -24329,7 +25121,7 @@
               <w:rPr>
                 <w:sz w:val="20"/>
               </w:rPr>
-              <w:t>Faster — one compiler pass, no file I/O</w:t>
+              <w:t>2,786ms avg — one compiler pass, no file I/O</w:t>
             </w:r>
           </w:p>
         </w:tc>
@@ -24346,7 +25138,7 @@
               <w:rPr>
                 <w:sz w:val="20"/>
               </w:rPr>
-              <w:t>Moderate — KSP step + file generation + compile</w:t>
+              <w:t>2,472ms avg — KSP + 30 generated files</w:t>
             </w:r>
           </w:p>
         </w:tc>
@@ -24396,7 +25188,7 @@
               <w:rPr>
                 <w:sz w:val="20"/>
               </w:rPr>
-              <w:t>Bitkey: &lt;1s clean, ~11s incremental iOS</w:t>
+              <w:t>Bitkey: 170 KMP modules</w:t>
             </w:r>
           </w:p>
         </w:tc>
@@ -24415,7 +25207,7 @@
               <w:rPr>
                 <w:sz w:val="20"/>
               </w:rPr>
-              <w:t>Runtime speed</w:t>
+              <w:t>Runtime total (124 classes)</w:t>
             </w:r>
           </w:p>
         </w:tc>
@@ -24432,7 +25224,7 @@
               <w:rPr>
                 <w:sz w:val="20"/>
               </w:rPr>
-              <w:t>DoubleCheck volatile reads (~0.2us singleton)</w:t>
+              <w:t>7ms</w:t>
             </w:r>
           </w:p>
         </w:tc>
@@ -24449,7 +25241,110 @@
               <w:rPr>
                 <w:sz w:val="20"/>
               </w:rPr>
-              <w:t>Generated constructor calls (~similar)</w:t>
+              <w:t>6ms</w:t>
+            </w:r>
+          </w:p>
+        </w:tc>
+      </w:tr>
+      <w:tr>
+        <w:tc>
+          <w:tcPr>
+            <w:tcW w:type="dxa" w:w="2551"/>
+          </w:tcPr>
+          <w:p>
+            <w:pPr>
+              <w:jc w:val="left"/>
+            </w:pPr>
+            <w:r>
+              <w:rPr>
+                <w:sz w:val="20"/>
+              </w:rPr>
+              <w:t>Component/Graph init</w:t>
+            </w:r>
+          </w:p>
+        </w:tc>
+        <w:tc>
+          <w:tcPr>
+            <w:tcW w:type="dxa" w:w="3118"/>
+          </w:tcPr>
+          <w:p>
+            <w:pPr>
+              <w:jc w:val="center"/>
+            </w:pPr>
+            <w:r>
+              <w:rPr>
+                <w:sz w:val="20"/>
+              </w:rPr>
+              <w:t>3.46ms</w:t>
+            </w:r>
+          </w:p>
+        </w:tc>
+        <w:tc>
+          <w:tcPr>
+            <w:tcW w:type="dxa" w:w="3118"/>
+          </w:tcPr>
+          <w:p>
+            <w:pPr>
+              <w:jc w:val="center"/>
+            </w:pPr>
+            <w:r>
+              <w:rPr>
+                <w:sz w:val="20"/>
+              </w:rPr>
+              <w:t>2.82ms</w:t>
+            </w:r>
+          </w:p>
+        </w:tc>
+      </w:tr>
+      <w:tr>
+        <w:tc>
+          <w:tcPr>
+            <w:tcW w:type="dxa" w:w="2551"/>
+            <w:shd w:val="clear" w:color="auto" w:fill="F5F5F5"/>
+          </w:tcPr>
+          <w:p>
+            <w:pPr>
+              <w:jc w:val="left"/>
+            </w:pPr>
+            <w:r>
+              <w:rPr>
+                <w:sz w:val="20"/>
+              </w:rPr>
+              <w:t>ViewModel init (13)</w:t>
+            </w:r>
+          </w:p>
+        </w:tc>
+        <w:tc>
+          <w:tcPr>
+            <w:tcW w:type="dxa" w:w="3118"/>
+            <w:shd w:val="clear" w:color="auto" w:fill="F5F5F5"/>
+          </w:tcPr>
+          <w:p>
+            <w:pPr>
+              <w:jc w:val="center"/>
+            </w:pPr>
+            <w:r>
+              <w:rPr>
+                <w:sz w:val="20"/>
+              </w:rPr>
+              <w:t>3.67ms</w:t>
+            </w:r>
+          </w:p>
+        </w:tc>
+        <w:tc>
+          <w:tcPr>
+            <w:tcW w:type="dxa" w:w="3118"/>
+            <w:shd w:val="clear" w:color="auto" w:fill="F5F5F5"/>
+          </w:tcPr>
+          <w:p>
+            <w:pPr>
+              <w:jc w:val="center"/>
+            </w:pPr>
+            <w:r>
+              <w:rPr>
+                <w:sz w:val="20"/>
+              </w:rPr>
+              <w:t>3.67ms (identical)</w:t>
             </w:r>
           </w:p>
         </w:tc>
@@ -25082,7 +25977,7 @@
         <w:t xml:space="preserve">Summary: </w:t>
       </w:r>
       <w:r>
-        <w:t>Both are excellent compile-time KMP DI solutions. Metro trades debuggability for maximum build speed and Dagger interop. kotlin-inject-anvil trades build speed for debuggable generated code and runtime lifecycle management (via Amazon's App Platform). At runtime, both produce functionally equivalent code — the performance difference is at compile time, not runtime.</w:t>
+        <w:t>Both are excellent compile-time KMP DI solutions with nearly identical runtime performance (6ms vs 7ms for 124 classes). Metro is slightly slower at compile time (2,786ms vs 2,472ms) but generates zero files and has native Dagger interop. kotlin-inject-anvil generates 30 small files, offers debuggable generated code, and has @ContributesBinding for auto-discovery across modules. At runtime, both produce functionally equivalent code — direct constructor calls and volatile field reads.</w:t>
       </w:r>
     </w:p>
     <w:p/>
@@ -29100,15 +29995,16 @@
         <w:tblLook w:firstColumn="1" w:firstRow="1" w:lastColumn="0" w:lastRow="0" w:noHBand="0" w:noVBand="1" w:val="04A0"/>
       </w:tblPr>
       <w:tblGrid>
-        <w:gridCol w:w="2351"/>
-        <w:gridCol w:w="2351"/>
-        <w:gridCol w:w="2351"/>
-        <w:gridCol w:w="2351"/>
+        <w:gridCol w:w="1881"/>
+        <w:gridCol w:w="1881"/>
+        <w:gridCol w:w="1881"/>
+        <w:gridCol w:w="1881"/>
+        <w:gridCol w:w="1881"/>
       </w:tblGrid>
       <w:tr>
         <w:tc>
           <w:tcPr>
-            <w:tcW w:type="dxa" w:w="1984"/>
+            <w:tcW w:type="dxa" w:w="1701"/>
             <w:shd w:val="clear" w:color="auto" w:fill="1A237E"/>
           </w:tcPr>
           <w:p>
@@ -29127,7 +30023,7 @@
         </w:tc>
         <w:tc>
           <w:tcPr>
-            <w:tcW w:type="dxa" w:w="1984"/>
+            <w:tcW w:type="dxa" w:w="1587"/>
             <w:shd w:val="clear" w:color="auto" w:fill="1A237E"/>
           </w:tcPr>
           <w:p>
@@ -29146,7 +30042,7 @@
         </w:tc>
         <w:tc>
           <w:tcPr>
-            <w:tcW w:type="dxa" w:w="1984"/>
+            <w:tcW w:type="dxa" w:w="1587"/>
             <w:shd w:val="clear" w:color="auto" w:fill="1A237E"/>
           </w:tcPr>
           <w:p>
@@ -29165,7 +30061,7 @@
         </w:tc>
         <w:tc>
           <w:tcPr>
-            <w:tcW w:type="dxa" w:w="1984"/>
+            <w:tcW w:type="dxa" w:w="1587"/>
             <w:shd w:val="clear" w:color="auto" w:fill="1A237E"/>
           </w:tcPr>
           <w:p>
@@ -29178,6 +30074,25 @@
                 <w:color w:val="FFFFFF"/>
                 <w:sz w:val="20"/>
               </w:rPr>
+              <w:t>kotlin-inject-anvil</w:t>
+            </w:r>
+          </w:p>
+        </w:tc>
+        <w:tc>
+          <w:tcPr>
+            <w:tcW w:type="dxa" w:w="1587"/>
+            <w:shd w:val="clear" w:color="auto" w:fill="1A237E"/>
+          </w:tcPr>
+          <w:p>
+            <w:pPr>
+              <w:jc w:val="center"/>
+            </w:pPr>
+            <w:r>
+              <w:rPr>
+                <w:b/>
+                <w:color w:val="FFFFFF"/>
+                <w:sz w:val="20"/>
+              </w:rPr>
               <w:t>Koin</w:t>
             </w:r>
           </w:p>
@@ -29186,7 +30101,7 @@
       <w:tr>
         <w:tc>
           <w:tcPr>
-            <w:tcW w:type="dxa" w:w="1984"/>
+            <w:tcW w:type="dxa" w:w="1701"/>
           </w:tcPr>
           <w:p>
             <w:pPr>
@@ -29202,49 +30117,65 @@
         </w:tc>
         <w:tc>
           <w:tcPr>
-            <w:tcW w:type="dxa" w:w="1984"/>
-          </w:tcPr>
-          <w:p>
-            <w:pPr>
-              <w:jc w:val="center"/>
-            </w:pPr>
-            <w:r>
-              <w:rPr>
-                <w:sz w:val="20"/>
-              </w:rPr>
-              <w:t>3,943ms (slowest)</w:t>
-            </w:r>
-          </w:p>
-        </w:tc>
-        <w:tc>
-          <w:tcPr>
-            <w:tcW w:type="dxa" w:w="1984"/>
-          </w:tcPr>
-          <w:p>
-            <w:pPr>
-              <w:jc w:val="center"/>
-            </w:pPr>
-            <w:r>
-              <w:rPr>
-                <w:sz w:val="20"/>
-              </w:rPr>
-              <w:t>2,182ms (44.7% faster)</w:t>
-            </w:r>
-          </w:p>
-        </w:tc>
-        <w:tc>
-          <w:tcPr>
-            <w:tcW w:type="dxa" w:w="1984"/>
-          </w:tcPr>
-          <w:p>
-            <w:pPr>
-              <w:jc w:val="center"/>
-            </w:pPr>
-            <w:r>
-              <w:rPr>
-                <w:sz w:val="20"/>
-              </w:rPr>
-              <w:t>1,673ms (57.6% faster)</w:t>
+            <w:tcW w:type="dxa" w:w="1587"/>
+          </w:tcPr>
+          <w:p>
+            <w:pPr>
+              <w:jc w:val="center"/>
+            </w:pPr>
+            <w:r>
+              <w:rPr>
+                <w:sz w:val="20"/>
+              </w:rPr>
+              <w:t>4,930ms (slowest)</w:t>
+            </w:r>
+          </w:p>
+        </w:tc>
+        <w:tc>
+          <w:tcPr>
+            <w:tcW w:type="dxa" w:w="1587"/>
+          </w:tcPr>
+          <w:p>
+            <w:pPr>
+              <w:jc w:val="center"/>
+            </w:pPr>
+            <w:r>
+              <w:rPr>
+                <w:sz w:val="20"/>
+              </w:rPr>
+              <w:t>2,786ms</w:t>
+            </w:r>
+          </w:p>
+        </w:tc>
+        <w:tc>
+          <w:tcPr>
+            <w:tcW w:type="dxa" w:w="1587"/>
+          </w:tcPr>
+          <w:p>
+            <w:pPr>
+              <w:jc w:val="center"/>
+            </w:pPr>
+            <w:r>
+              <w:rPr>
+                <w:sz w:val="20"/>
+              </w:rPr>
+              <w:t>2,472ms</w:t>
+            </w:r>
+          </w:p>
+        </w:tc>
+        <w:tc>
+          <w:tcPr>
+            <w:tcW w:type="dxa" w:w="1587"/>
+          </w:tcPr>
+          <w:p>
+            <w:pPr>
+              <w:jc w:val="center"/>
+            </w:pPr>
+            <w:r>
+              <w:rPr>
+                <w:sz w:val="20"/>
+              </w:rPr>
+              <w:t>2,257ms (fastest)</w:t>
             </w:r>
           </w:p>
         </w:tc>
@@ -29252,7 +30183,7 @@
       <w:tr>
         <w:tc>
           <w:tcPr>
-            <w:tcW w:type="dxa" w:w="1984"/>
+            <w:tcW w:type="dxa" w:w="1701"/>
             <w:shd w:val="clear" w:color="auto" w:fill="F5F5F5"/>
           </w:tcPr>
           <w:p>
@@ -29269,24 +30200,24 @@
         </w:tc>
         <w:tc>
           <w:tcPr>
-            <w:tcW w:type="dxa" w:w="1984"/>
-            <w:shd w:val="clear" w:color="auto" w:fill="F5F5F5"/>
-          </w:tcPr>
-          <w:p>
-            <w:pPr>
-              <w:jc w:val="center"/>
-            </w:pPr>
-            <w:r>
-              <w:rPr>
-                <w:sz w:val="20"/>
-              </w:rPr>
-              <w:t>291 files / 488KB</w:t>
-            </w:r>
-          </w:p>
-        </w:tc>
-        <w:tc>
-          <w:tcPr>
-            <w:tcW w:type="dxa" w:w="1984"/>
+            <w:tcW w:type="dxa" w:w="1587"/>
+            <w:shd w:val="clear" w:color="auto" w:fill="F5F5F5"/>
+          </w:tcPr>
+          <w:p>
+            <w:pPr>
+              <w:jc w:val="center"/>
+            </w:pPr>
+            <w:r>
+              <w:rPr>
+                <w:sz w:val="20"/>
+              </w:rPr>
+              <w:t>387 files / 555KB</w:t>
+            </w:r>
+          </w:p>
+        </w:tc>
+        <w:tc>
+          <w:tcPr>
+            <w:tcW w:type="dxa" w:w="1587"/>
             <w:shd w:val="clear" w:color="auto" w:fill="F5F5F5"/>
           </w:tcPr>
           <w:p>
@@ -29303,7 +30234,24 @@
         </w:tc>
         <w:tc>
           <w:tcPr>
-            <w:tcW w:type="dxa" w:w="1984"/>
+            <w:tcW w:type="dxa" w:w="1587"/>
+            <w:shd w:val="clear" w:color="auto" w:fill="F5F5F5"/>
+          </w:tcPr>
+          <w:p>
+            <w:pPr>
+              <w:jc w:val="center"/>
+            </w:pPr>
+            <w:r>
+              <w:rPr>
+                <w:sz w:val="20"/>
+              </w:rPr>
+              <w:t>30 files / 58KB</w:t>
+            </w:r>
+          </w:p>
+        </w:tc>
+        <w:tc>
+          <w:tcPr>
+            <w:tcW w:type="dxa" w:w="1587"/>
             <w:shd w:val="clear" w:color="auto" w:fill="F5F5F5"/>
           </w:tcPr>
           <w:p>
@@ -29322,7 +30270,7 @@
       <w:tr>
         <w:tc>
           <w:tcPr>
-            <w:tcW w:type="dxa" w:w="1984"/>
+            <w:tcW w:type="dxa" w:w="1701"/>
           </w:tcPr>
           <w:p>
             <w:pPr>
@@ -29332,55 +30280,71 @@
               <w:rPr>
                 <w:sz w:val="20"/>
               </w:rPr>
-              <w:t>Container Init</w:t>
-            </w:r>
-          </w:p>
-        </w:tc>
-        <w:tc>
-          <w:tcPr>
-            <w:tcW w:type="dxa" w:w="1984"/>
-          </w:tcPr>
-          <w:p>
-            <w:pPr>
-              <w:jc w:val="center"/>
-            </w:pPr>
-            <w:r>
-              <w:rPr>
-                <w:sz w:val="20"/>
-              </w:rPr>
-              <w:t>0.02ms</w:t>
-            </w:r>
-          </w:p>
-        </w:tc>
-        <w:tc>
-          <w:tcPr>
-            <w:tcW w:type="dxa" w:w="1984"/>
-          </w:tcPr>
-          <w:p>
-            <w:pPr>
-              <w:jc w:val="center"/>
-            </w:pPr>
-            <w:r>
-              <w:rPr>
-                <w:sz w:val="20"/>
-              </w:rPr>
-              <w:t>0.12ms</w:t>
-            </w:r>
-          </w:p>
-        </w:tc>
-        <w:tc>
-          <w:tcPr>
-            <w:tcW w:type="dxa" w:w="1984"/>
-          </w:tcPr>
-          <w:p>
-            <w:pPr>
-              <w:jc w:val="center"/>
-            </w:pPr>
-            <w:r>
-              <w:rPr>
-                <w:sz w:val="20"/>
-              </w:rPr>
-              <w:t>1.70ms</w:t>
+              <w:t>Android Runtime (total)</w:t>
+            </w:r>
+          </w:p>
+        </w:tc>
+        <w:tc>
+          <w:tcPr>
+            <w:tcW w:type="dxa" w:w="1587"/>
+          </w:tcPr>
+          <w:p>
+            <w:pPr>
+              <w:jc w:val="center"/>
+            </w:pPr>
+            <w:r>
+              <w:rPr>
+                <w:sz w:val="20"/>
+              </w:rPr>
+              <w:t>17ms</w:t>
+            </w:r>
+          </w:p>
+        </w:tc>
+        <w:tc>
+          <w:tcPr>
+            <w:tcW w:type="dxa" w:w="1587"/>
+          </w:tcPr>
+          <w:p>
+            <w:pPr>
+              <w:jc w:val="center"/>
+            </w:pPr>
+            <w:r>
+              <w:rPr>
+                <w:sz w:val="20"/>
+              </w:rPr>
+              <w:t>7ms</w:t>
+            </w:r>
+          </w:p>
+        </w:tc>
+        <w:tc>
+          <w:tcPr>
+            <w:tcW w:type="dxa" w:w="1587"/>
+          </w:tcPr>
+          <w:p>
+            <w:pPr>
+              <w:jc w:val="center"/>
+            </w:pPr>
+            <w:r>
+              <w:rPr>
+                <w:sz w:val="20"/>
+              </w:rPr>
+              <w:t>6ms</w:t>
+            </w:r>
+          </w:p>
+        </w:tc>
+        <w:tc>
+          <w:tcPr>
+            <w:tcW w:type="dxa" w:w="1587"/>
+          </w:tcPr>
+          <w:p>
+            <w:pPr>
+              <w:jc w:val="center"/>
+            </w:pPr>
+            <w:r>
+              <w:rPr>
+                <w:sz w:val="20"/>
+              </w:rPr>
+              <w:t>20ms (82 cls)</w:t>
             </w:r>
           </w:p>
         </w:tc>
@@ -29388,7 +30352,7 @@
       <w:tr>
         <w:tc>
           <w:tcPr>
-            <w:tcW w:type="dxa" w:w="1984"/>
+            <w:tcW w:type="dxa" w:w="1701"/>
             <w:shd w:val="clear" w:color="auto" w:fill="F5F5F5"/>
           </w:tcPr>
           <w:p>
@@ -29399,58 +30363,75 @@
               <w:rPr>
                 <w:sz w:val="20"/>
               </w:rPr>
-              <w:t>Cold Injection</w:t>
-            </w:r>
-          </w:p>
-        </w:tc>
-        <w:tc>
-          <w:tcPr>
-            <w:tcW w:type="dxa" w:w="1984"/>
-            <w:shd w:val="clear" w:color="auto" w:fill="F5F5F5"/>
-          </w:tcPr>
-          <w:p>
-            <w:pPr>
-              <w:jc w:val="center"/>
-            </w:pPr>
-            <w:r>
-              <w:rPr>
-                <w:sz w:val="20"/>
-              </w:rPr>
-              <w:t>0.4-15us</w:t>
-            </w:r>
-          </w:p>
-        </w:tc>
-        <w:tc>
-          <w:tcPr>
-            <w:tcW w:type="dxa" w:w="1984"/>
-            <w:shd w:val="clear" w:color="auto" w:fill="F5F5F5"/>
-          </w:tcPr>
-          <w:p>
-            <w:pPr>
-              <w:jc w:val="center"/>
-            </w:pPr>
-            <w:r>
-              <w:rPr>
-                <w:sz w:val="20"/>
-              </w:rPr>
-              <w:t>0.3-102us</w:t>
-            </w:r>
-          </w:p>
-        </w:tc>
-        <w:tc>
-          <w:tcPr>
-            <w:tcW w:type="dxa" w:w="1984"/>
-            <w:shd w:val="clear" w:color="auto" w:fill="F5F5F5"/>
-          </w:tcPr>
-          <w:p>
-            <w:pPr>
-              <w:jc w:val="center"/>
-            </w:pPr>
-            <w:r>
-              <w:rPr>
-                <w:sz w:val="20"/>
-              </w:rPr>
-              <w:t>5-610us</w:t>
+              <w:t>Component/Graph Init</w:t>
+            </w:r>
+          </w:p>
+        </w:tc>
+        <w:tc>
+          <w:tcPr>
+            <w:tcW w:type="dxa" w:w="1587"/>
+            <w:shd w:val="clear" w:color="auto" w:fill="F5F5F5"/>
+          </w:tcPr>
+          <w:p>
+            <w:pPr>
+              <w:jc w:val="center"/>
+            </w:pPr>
+            <w:r>
+              <w:rPr>
+                <w:sz w:val="20"/>
+              </w:rPr>
+              <w:t>pre-built</w:t>
+            </w:r>
+          </w:p>
+        </w:tc>
+        <w:tc>
+          <w:tcPr>
+            <w:tcW w:type="dxa" w:w="1587"/>
+            <w:shd w:val="clear" w:color="auto" w:fill="F5F5F5"/>
+          </w:tcPr>
+          <w:p>
+            <w:pPr>
+              <w:jc w:val="center"/>
+            </w:pPr>
+            <w:r>
+              <w:rPr>
+                <w:sz w:val="20"/>
+              </w:rPr>
+              <w:t>3.46ms</w:t>
+            </w:r>
+          </w:p>
+        </w:tc>
+        <w:tc>
+          <w:tcPr>
+            <w:tcW w:type="dxa" w:w="1587"/>
+            <w:shd w:val="clear" w:color="auto" w:fill="F5F5F5"/>
+          </w:tcPr>
+          <w:p>
+            <w:pPr>
+              <w:jc w:val="center"/>
+            </w:pPr>
+            <w:r>
+              <w:rPr>
+                <w:sz w:val="20"/>
+              </w:rPr>
+              <w:t>2.82ms</w:t>
+            </w:r>
+          </w:p>
+        </w:tc>
+        <w:tc>
+          <w:tcPr>
+            <w:tcW w:type="dxa" w:w="1587"/>
+            <w:shd w:val="clear" w:color="auto" w:fill="F5F5F5"/>
+          </w:tcPr>
+          <w:p>
+            <w:pPr>
+              <w:jc w:val="center"/>
+            </w:pPr>
+            <w:r>
+              <w:rPr>
+                <w:sz w:val="20"/>
+              </w:rPr>
+              <w:t>11.27ms</w:t>
             </w:r>
           </w:p>
         </w:tc>
@@ -29458,7 +30439,7 @@
       <w:tr>
         <w:tc>
           <w:tcPr>
-            <w:tcW w:type="dxa" w:w="1984"/>
+            <w:tcW w:type="dxa" w:w="1701"/>
           </w:tcPr>
           <w:p>
             <w:pPr>
@@ -29468,55 +30449,71 @@
               <w:rPr>
                 <w:sz w:val="20"/>
               </w:rPr>
-              <w:t>Warm Injection</w:t>
-            </w:r>
-          </w:p>
-        </w:tc>
-        <w:tc>
-          <w:tcPr>
-            <w:tcW w:type="dxa" w:w="1984"/>
-          </w:tcPr>
-          <w:p>
-            <w:pPr>
-              <w:jc w:val="center"/>
-            </w:pPr>
-            <w:r>
-              <w:rPr>
-                <w:sz w:val="20"/>
-              </w:rPr>
-              <w:t>0.2-11us (avg 4us)</w:t>
-            </w:r>
-          </w:p>
-        </w:tc>
-        <w:tc>
-          <w:tcPr>
-            <w:tcW w:type="dxa" w:w="1984"/>
-          </w:tcPr>
-          <w:p>
-            <w:pPr>
-              <w:jc w:val="center"/>
-            </w:pPr>
-            <w:r>
-              <w:rPr>
-                <w:sz w:val="20"/>
-              </w:rPr>
-              <w:t>0.2-4us (avg 2us)</w:t>
-            </w:r>
-          </w:p>
-        </w:tc>
-        <w:tc>
-          <w:tcPr>
-            <w:tcW w:type="dxa" w:w="1984"/>
-          </w:tcPr>
-          <w:p>
-            <w:pPr>
-              <w:jc w:val="center"/>
-            </w:pPr>
-            <w:r>
-              <w:rPr>
-                <w:sz w:val="20"/>
-              </w:rPr>
-              <w:t>3-105us (avg 55us)</w:t>
+              <w:t>ViewModels (13)</w:t>
+            </w:r>
+          </w:p>
+        </w:tc>
+        <w:tc>
+          <w:tcPr>
+            <w:tcW w:type="dxa" w:w="1587"/>
+          </w:tcPr>
+          <w:p>
+            <w:pPr>
+              <w:jc w:val="center"/>
+            </w:pPr>
+            <w:r>
+              <w:rPr>
+                <w:sz w:val="20"/>
+              </w:rPr>
+              <w:t>16.21ms</w:t>
+            </w:r>
+          </w:p>
+        </w:tc>
+        <w:tc>
+          <w:tcPr>
+            <w:tcW w:type="dxa" w:w="1587"/>
+          </w:tcPr>
+          <w:p>
+            <w:pPr>
+              <w:jc w:val="center"/>
+            </w:pPr>
+            <w:r>
+              <w:rPr>
+                <w:sz w:val="20"/>
+              </w:rPr>
+              <w:t>3.67ms</w:t>
+            </w:r>
+          </w:p>
+        </w:tc>
+        <w:tc>
+          <w:tcPr>
+            <w:tcW w:type="dxa" w:w="1587"/>
+          </w:tcPr>
+          <w:p>
+            <w:pPr>
+              <w:jc w:val="center"/>
+            </w:pPr>
+            <w:r>
+              <w:rPr>
+                <w:sz w:val="20"/>
+              </w:rPr>
+              <w:t>3.67ms</w:t>
+            </w:r>
+          </w:p>
+        </w:tc>
+        <w:tc>
+          <w:tcPr>
+            <w:tcW w:type="dxa" w:w="1587"/>
+          </w:tcPr>
+          <w:p>
+            <w:pPr>
+              <w:jc w:val="center"/>
+            </w:pPr>
+            <w:r>
+              <w:rPr>
+                <w:sz w:val="20"/>
+              </w:rPr>
+              <w:t>7.46ms</w:t>
             </w:r>
           </w:p>
         </w:tc>
@@ -29524,7 +30521,7 @@
       <w:tr>
         <w:tc>
           <w:tcPr>
-            <w:tcW w:type="dxa" w:w="1984"/>
+            <w:tcW w:type="dxa" w:w="1701"/>
             <w:shd w:val="clear" w:color="auto" w:fill="F5F5F5"/>
           </w:tcPr>
           <w:p>
@@ -29535,58 +30532,75 @@
               <w:rPr>
                 <w:sz w:val="20"/>
               </w:rPr>
-              <w:t>Memory Overhead</w:t>
-            </w:r>
-          </w:p>
-        </w:tc>
-        <w:tc>
-          <w:tcPr>
-            <w:tcW w:type="dxa" w:w="1984"/>
-            <w:shd w:val="clear" w:color="auto" w:fill="F5F5F5"/>
-          </w:tcPr>
-          <w:p>
-            <w:pPr>
-              <w:jc w:val="center"/>
-            </w:pPr>
-            <w:r>
-              <w:rPr>
-                <w:sz w:val="20"/>
-              </w:rPr>
-              <w:t>96 KB</w:t>
-            </w:r>
-          </w:p>
-        </w:tc>
-        <w:tc>
-          <w:tcPr>
-            <w:tcW w:type="dxa" w:w="1984"/>
-            <w:shd w:val="clear" w:color="auto" w:fill="F5F5F5"/>
-          </w:tcPr>
-          <w:p>
-            <w:pPr>
-              <w:jc w:val="center"/>
-            </w:pPr>
-            <w:r>
-              <w:rPr>
-                <w:sz w:val="20"/>
-              </w:rPr>
-              <w:t>128 KB</w:t>
-            </w:r>
-          </w:p>
-        </w:tc>
-        <w:tc>
-          <w:tcPr>
-            <w:tcW w:type="dxa" w:w="1984"/>
-            <w:shd w:val="clear" w:color="auto" w:fill="F5F5F5"/>
-          </w:tcPr>
-          <w:p>
-            <w:pPr>
-              <w:jc w:val="center"/>
-            </w:pPr>
-            <w:r>
-              <w:rPr>
-                <w:sz w:val="20"/>
-              </w:rPr>
-              <w:t>2,000 KB</w:t>
+              <w:t>Compile-Time Safety</w:t>
+            </w:r>
+          </w:p>
+        </w:tc>
+        <w:tc>
+          <w:tcPr>
+            <w:tcW w:type="dxa" w:w="1587"/>
+            <w:shd w:val="clear" w:color="auto" w:fill="F5F5F5"/>
+          </w:tcPr>
+          <w:p>
+            <w:pPr>
+              <w:jc w:val="center"/>
+            </w:pPr>
+            <w:r>
+              <w:rPr>
+                <w:sz w:val="20"/>
+              </w:rPr>
+              <w:t>Full</w:t>
+            </w:r>
+          </w:p>
+        </w:tc>
+        <w:tc>
+          <w:tcPr>
+            <w:tcW w:type="dxa" w:w="1587"/>
+            <w:shd w:val="clear" w:color="auto" w:fill="F5F5F5"/>
+          </w:tcPr>
+          <w:p>
+            <w:pPr>
+              <w:jc w:val="center"/>
+            </w:pPr>
+            <w:r>
+              <w:rPr>
+                <w:sz w:val="20"/>
+              </w:rPr>
+              <w:t>Full</w:t>
+            </w:r>
+          </w:p>
+        </w:tc>
+        <w:tc>
+          <w:tcPr>
+            <w:tcW w:type="dxa" w:w="1587"/>
+            <w:shd w:val="clear" w:color="auto" w:fill="F5F5F5"/>
+          </w:tcPr>
+          <w:p>
+            <w:pPr>
+              <w:jc w:val="center"/>
+            </w:pPr>
+            <w:r>
+              <w:rPr>
+                <w:sz w:val="20"/>
+              </w:rPr>
+              <w:t>Full</w:t>
+            </w:r>
+          </w:p>
+        </w:tc>
+        <w:tc>
+          <w:tcPr>
+            <w:tcW w:type="dxa" w:w="1587"/>
+            <w:shd w:val="clear" w:color="auto" w:fill="F5F5F5"/>
+          </w:tcPr>
+          <w:p>
+            <w:pPr>
+              <w:jc w:val="center"/>
+            </w:pPr>
+            <w:r>
+              <w:rPr>
+                <w:sz w:val="20"/>
+              </w:rPr>
+              <w:t>None (DSL) / Partial (Plugin)</w:t>
             </w:r>
           </w:p>
         </w:tc>
@@ -29594,7 +30608,7 @@
       <w:tr>
         <w:tc>
           <w:tcPr>
-            <w:tcW w:type="dxa" w:w="1984"/>
+            <w:tcW w:type="dxa" w:w="1701"/>
           </w:tcPr>
           <w:p>
             <w:pPr>
@@ -29604,55 +30618,71 @@
               <w:rPr>
                 <w:sz w:val="20"/>
               </w:rPr>
-              <w:t>Compile-Time Safety</w:t>
-            </w:r>
-          </w:p>
-        </w:tc>
-        <w:tc>
-          <w:tcPr>
-            <w:tcW w:type="dxa" w:w="1984"/>
-          </w:tcPr>
-          <w:p>
-            <w:pPr>
-              <w:jc w:val="center"/>
-            </w:pPr>
-            <w:r>
-              <w:rPr>
-                <w:sz w:val="20"/>
-              </w:rPr>
-              <w:t>Full</w:t>
-            </w:r>
-          </w:p>
-        </w:tc>
-        <w:tc>
-          <w:tcPr>
-            <w:tcW w:type="dxa" w:w="1984"/>
-          </w:tcPr>
-          <w:p>
-            <w:pPr>
-              <w:jc w:val="center"/>
-            </w:pPr>
-            <w:r>
-              <w:rPr>
-                <w:sz w:val="20"/>
-              </w:rPr>
-              <w:t>Full</w:t>
-            </w:r>
-          </w:p>
-        </w:tc>
-        <w:tc>
-          <w:tcPr>
-            <w:tcW w:type="dxa" w:w="1984"/>
-          </w:tcPr>
-          <w:p>
-            <w:pPr>
-              <w:jc w:val="center"/>
-            </w:pPr>
-            <w:r>
-              <w:rPr>
-                <w:sz w:val="20"/>
-              </w:rPr>
-              <w:t>None (DSL) / Partial (Compiler Plugin)</w:t>
+              <w:t>Component Merging</w:t>
+            </w:r>
+          </w:p>
+        </w:tc>
+        <w:tc>
+          <w:tcPr>
+            <w:tcW w:type="dxa" w:w="1587"/>
+          </w:tcPr>
+          <w:p>
+            <w:pPr>
+              <w:jc w:val="center"/>
+            </w:pPr>
+            <w:r>
+              <w:rPr>
+                <w:sz w:val="20"/>
+              </w:rPr>
+              <w:t>Yes (@InstallIn)</w:t>
+            </w:r>
+          </w:p>
+        </w:tc>
+        <w:tc>
+          <w:tcPr>
+            <w:tcW w:type="dxa" w:w="1587"/>
+          </w:tcPr>
+          <w:p>
+            <w:pPr>
+              <w:jc w:val="center"/>
+            </w:pPr>
+            <w:r>
+              <w:rPr>
+                <w:sz w:val="20"/>
+              </w:rPr>
+              <w:t>No (explicit)</w:t>
+            </w:r>
+          </w:p>
+        </w:tc>
+        <w:tc>
+          <w:tcPr>
+            <w:tcW w:type="dxa" w:w="1587"/>
+          </w:tcPr>
+          <w:p>
+            <w:pPr>
+              <w:jc w:val="center"/>
+            </w:pPr>
+            <w:r>
+              <w:rPr>
+                <w:sz w:val="20"/>
+              </w:rPr>
+              <w:t>Yes (@ContributesBinding)</w:t>
+            </w:r>
+          </w:p>
+        </w:tc>
+        <w:tc>
+          <w:tcPr>
+            <w:tcW w:type="dxa" w:w="1587"/>
+          </w:tcPr>
+          <w:p>
+            <w:pPr>
+              <w:jc w:val="center"/>
+            </w:pPr>
+            <w:r>
+              <w:rPr>
+                <w:sz w:val="20"/>
+              </w:rPr>
+              <w:t>No</w:t>
             </w:r>
           </w:p>
         </w:tc>
@@ -29660,7 +30690,7 @@
       <w:tr>
         <w:tc>
           <w:tcPr>
-            <w:tcW w:type="dxa" w:w="1984"/>
+            <w:tcW w:type="dxa" w:w="1701"/>
             <w:shd w:val="clear" w:color="auto" w:fill="F5F5F5"/>
           </w:tcPr>
           <w:p>
@@ -29671,58 +30701,75 @@
               <w:rPr>
                 <w:sz w:val="20"/>
               </w:rPr>
-              <w:t>Runtime DI Flexibility</w:t>
-            </w:r>
-          </w:p>
-        </w:tc>
-        <w:tc>
-          <w:tcPr>
-            <w:tcW w:type="dxa" w:w="1984"/>
-            <w:shd w:val="clear" w:color="auto" w:fill="F5F5F5"/>
-          </w:tcPr>
-          <w:p>
-            <w:pPr>
-              <w:jc w:val="center"/>
-            </w:pPr>
-            <w:r>
-              <w:rPr>
-                <w:sz w:val="20"/>
-              </w:rPr>
-              <w:t>No</w:t>
-            </w:r>
-          </w:p>
-        </w:tc>
-        <w:tc>
-          <w:tcPr>
-            <w:tcW w:type="dxa" w:w="1984"/>
-            <w:shd w:val="clear" w:color="auto" w:fill="F5F5F5"/>
-          </w:tcPr>
-          <w:p>
-            <w:pPr>
-              <w:jc w:val="center"/>
-            </w:pPr>
-            <w:r>
-              <w:rPr>
-                <w:sz w:val="20"/>
-              </w:rPr>
-              <w:t>No</w:t>
-            </w:r>
-          </w:p>
-        </w:tc>
-        <w:tc>
-          <w:tcPr>
-            <w:tcW w:type="dxa" w:w="1984"/>
-            <w:shd w:val="clear" w:color="auto" w:fill="F5F5F5"/>
-          </w:tcPr>
-          <w:p>
-            <w:pPr>
-              <w:jc w:val="center"/>
-            </w:pPr>
-            <w:r>
-              <w:rPr>
-                <w:sz w:val="20"/>
-              </w:rPr>
-              <w:t>Yes (dynamic swap, load/unload)</w:t>
+              <w:t>Dagger Interop</w:t>
+            </w:r>
+          </w:p>
+        </w:tc>
+        <w:tc>
+          <w:tcPr>
+            <w:tcW w:type="dxa" w:w="1587"/>
+            <w:shd w:val="clear" w:color="auto" w:fill="F5F5F5"/>
+          </w:tcPr>
+          <w:p>
+            <w:pPr>
+              <w:jc w:val="center"/>
+            </w:pPr>
+            <w:r>
+              <w:rPr>
+                <w:sz w:val="20"/>
+              </w:rPr>
+              <w:t>Native</w:t>
+            </w:r>
+          </w:p>
+        </w:tc>
+        <w:tc>
+          <w:tcPr>
+            <w:tcW w:type="dxa" w:w="1587"/>
+            <w:shd w:val="clear" w:color="auto" w:fill="F5F5F5"/>
+          </w:tcPr>
+          <w:p>
+            <w:pPr>
+              <w:jc w:val="center"/>
+            </w:pPr>
+            <w:r>
+              <w:rPr>
+                <w:sz w:val="20"/>
+              </w:rPr>
+              <w:t>@Includes (zero bridge)</w:t>
+            </w:r>
+          </w:p>
+        </w:tc>
+        <w:tc>
+          <w:tcPr>
+            <w:tcW w:type="dxa" w:w="1587"/>
+            <w:shd w:val="clear" w:color="auto" w:fill="F5F5F5"/>
+          </w:tcPr>
+          <w:p>
+            <w:pPr>
+              <w:jc w:val="center"/>
+            </w:pPr>
+            <w:r>
+              <w:rPr>
+                <w:sz w:val="20"/>
+              </w:rPr>
+              <w:t>Manual bridge</w:t>
+            </w:r>
+          </w:p>
+        </w:tc>
+        <w:tc>
+          <w:tcPr>
+            <w:tcW w:type="dxa" w:w="1587"/>
+            <w:shd w:val="clear" w:color="auto" w:fill="F5F5F5"/>
+          </w:tcPr>
+          <w:p>
+            <w:pPr>
+              <w:jc w:val="center"/>
+            </w:pPr>
+            <w:r>
+              <w:rPr>
+                <w:sz w:val="20"/>
+              </w:rPr>
+              <w:t>Manual bridge</w:t>
             </w:r>
           </w:p>
         </w:tc>
@@ -29730,7 +30777,7 @@
       <w:tr>
         <w:tc>
           <w:tcPr>
-            <w:tcW w:type="dxa" w:w="1984"/>
+            <w:tcW w:type="dxa" w:w="1701"/>
           </w:tcPr>
           <w:p>
             <w:pPr>
@@ -29740,55 +30787,71 @@
               <w:rPr>
                 <w:sz w:val="20"/>
               </w:rPr>
-              <w:t>Ecosystem Maturity</w:t>
-            </w:r>
-          </w:p>
-        </w:tc>
-        <w:tc>
-          <w:tcPr>
-            <w:tcW w:type="dxa" w:w="1984"/>
-          </w:tcPr>
-          <w:p>
-            <w:pPr>
-              <w:jc w:val="center"/>
-            </w:pPr>
-            <w:r>
-              <w:rPr>
-                <w:sz w:val="20"/>
-              </w:rPr>
-              <w:t>Excellent (Google official)</w:t>
-            </w:r>
-          </w:p>
-        </w:tc>
-        <w:tc>
-          <w:tcPr>
-            <w:tcW w:type="dxa" w:w="1984"/>
-          </w:tcPr>
-          <w:p>
-            <w:pPr>
-              <w:jc w:val="center"/>
-            </w:pPr>
-            <w:r>
-              <w:rPr>
-                <w:sz w:val="20"/>
-              </w:rPr>
-              <w:t>Growing (Cash App, Vinted)</w:t>
-            </w:r>
-          </w:p>
-        </w:tc>
-        <w:tc>
-          <w:tcPr>
-            <w:tcW w:type="dxa" w:w="1984"/>
-          </w:tcPr>
-          <w:p>
-            <w:pPr>
-              <w:jc w:val="center"/>
-            </w:pPr>
-            <w:r>
-              <w:rPr>
-                <w:sz w:val="20"/>
-              </w:rPr>
-              <w:t>Good (community)</w:t>
+              <w:t>KMP Support</w:t>
+            </w:r>
+          </w:p>
+        </w:tc>
+        <w:tc>
+          <w:tcPr>
+            <w:tcW w:type="dxa" w:w="1587"/>
+          </w:tcPr>
+          <w:p>
+            <w:pPr>
+              <w:jc w:val="center"/>
+            </w:pPr>
+            <w:r>
+              <w:rPr>
+                <w:sz w:val="20"/>
+              </w:rPr>
+              <w:t>No</w:t>
+            </w:r>
+          </w:p>
+        </w:tc>
+        <w:tc>
+          <w:tcPr>
+            <w:tcW w:type="dxa" w:w="1587"/>
+          </w:tcPr>
+          <w:p>
+            <w:pPr>
+              <w:jc w:val="center"/>
+            </w:pPr>
+            <w:r>
+              <w:rPr>
+                <w:sz w:val="20"/>
+              </w:rPr>
+              <w:t>Yes</w:t>
+            </w:r>
+          </w:p>
+        </w:tc>
+        <w:tc>
+          <w:tcPr>
+            <w:tcW w:type="dxa" w:w="1587"/>
+          </w:tcPr>
+          <w:p>
+            <w:pPr>
+              <w:jc w:val="center"/>
+            </w:pPr>
+            <w:r>
+              <w:rPr>
+                <w:sz w:val="20"/>
+              </w:rPr>
+              <w:t>Yes</w:t>
+            </w:r>
+          </w:p>
+        </w:tc>
+        <w:tc>
+          <w:tcPr>
+            <w:tcW w:type="dxa" w:w="1587"/>
+          </w:tcPr>
+          <w:p>
+            <w:pPr>
+              <w:jc w:val="center"/>
+            </w:pPr>
+            <w:r>
+              <w:rPr>
+                <w:sz w:val="20"/>
+              </w:rPr>
+              <w:t>Yes</w:t>
             </w:r>
           </w:p>
         </w:tc>
@@ -29796,7 +30859,7 @@
       <w:tr>
         <w:tc>
           <w:tcPr>
-            <w:tcW w:type="dxa" w:w="1984"/>
+            <w:tcW w:type="dxa" w:w="1701"/>
             <w:shd w:val="clear" w:color="auto" w:fill="F5F5F5"/>
           </w:tcPr>
           <w:p>
@@ -29807,13 +30870,64 @@
               <w:rPr>
                 <w:sz w:val="20"/>
               </w:rPr>
-              <w:t>KMP Support</w:t>
-            </w:r>
-          </w:p>
-        </w:tc>
-        <w:tc>
-          <w:tcPr>
-            <w:tcW w:type="dxa" w:w="1984"/>
+              <w:t>Java Support</w:t>
+            </w:r>
+          </w:p>
+        </w:tc>
+        <w:tc>
+          <w:tcPr>
+            <w:tcW w:type="dxa" w:w="1587"/>
+            <w:shd w:val="clear" w:color="auto" w:fill="F5F5F5"/>
+          </w:tcPr>
+          <w:p>
+            <w:pPr>
+              <w:jc w:val="center"/>
+            </w:pPr>
+            <w:r>
+              <w:rPr>
+                <w:sz w:val="20"/>
+              </w:rPr>
+              <w:t>Yes</w:t>
+            </w:r>
+          </w:p>
+        </w:tc>
+        <w:tc>
+          <w:tcPr>
+            <w:tcW w:type="dxa" w:w="1587"/>
+            <w:shd w:val="clear" w:color="auto" w:fill="F5F5F5"/>
+          </w:tcPr>
+          <w:p>
+            <w:pPr>
+              <w:jc w:val="center"/>
+            </w:pPr>
+            <w:r>
+              <w:rPr>
+                <w:sz w:val="20"/>
+              </w:rPr>
+              <w:t>Yes</w:t>
+            </w:r>
+          </w:p>
+        </w:tc>
+        <w:tc>
+          <w:tcPr>
+            <w:tcW w:type="dxa" w:w="1587"/>
+            <w:shd w:val="clear" w:color="auto" w:fill="F5F5F5"/>
+          </w:tcPr>
+          <w:p>
+            <w:pPr>
+              <w:jc w:val="center"/>
+            </w:pPr>
+            <w:r>
+              <w:rPr>
+                <w:sz w:val="20"/>
+              </w:rPr>
+              <w:t>No (Kotlin only)</w:t>
+            </w:r>
+          </w:p>
+        </w:tc>
+        <w:tc>
+          <w:tcPr>
+            <w:tcW w:type="dxa" w:w="1587"/>
             <w:shd w:val="clear" w:color="auto" w:fill="F5F5F5"/>
           </w:tcPr>
           <w:p>
@@ -29825,40 +30939,6 @@
                 <w:sz w:val="20"/>
               </w:rPr>
               <w:t>No</w:t>
-            </w:r>
-          </w:p>
-        </w:tc>
-        <w:tc>
-          <w:tcPr>
-            <w:tcW w:type="dxa" w:w="1984"/>
-            <w:shd w:val="clear" w:color="auto" w:fill="F5F5F5"/>
-          </w:tcPr>
-          <w:p>
-            <w:pPr>
-              <w:jc w:val="center"/>
-            </w:pPr>
-            <w:r>
-              <w:rPr>
-                <w:sz w:val="20"/>
-              </w:rPr>
-              <w:t>Yes</w:t>
-            </w:r>
-          </w:p>
-        </w:tc>
-        <w:tc>
-          <w:tcPr>
-            <w:tcW w:type="dxa" w:w="1984"/>
-            <w:shd w:val="clear" w:color="auto" w:fill="F5F5F5"/>
-          </w:tcPr>
-          <w:p>
-            <w:pPr>
-              <w:jc w:val="center"/>
-            </w:pPr>
-            <w:r>
-              <w:rPr>
-                <w:sz w:val="20"/>
-              </w:rPr>
-              <w:t>Yes</w:t>
             </w:r>
           </w:p>
         </w:tc>
@@ -29866,7 +30946,7 @@
       <w:tr>
         <w:tc>
           <w:tcPr>
-            <w:tcW w:type="dxa" w:w="1984"/>
+            <w:tcW w:type="dxa" w:w="1701"/>
           </w:tcPr>
           <w:p>
             <w:pPr>
@@ -29876,125 +30956,71 @@
               <w:rPr>
                 <w:sz w:val="20"/>
               </w:rPr>
-              <w:t>Learning Curve</w:t>
-            </w:r>
-          </w:p>
-        </w:tc>
-        <w:tc>
-          <w:tcPr>
-            <w:tcW w:type="dxa" w:w="1984"/>
-          </w:tcPr>
-          <w:p>
-            <w:pPr>
-              <w:jc w:val="center"/>
-            </w:pPr>
-            <w:r>
-              <w:rPr>
-                <w:sz w:val="20"/>
-              </w:rPr>
-              <w:t>Moderate (Dagger)</w:t>
-            </w:r>
-          </w:p>
-        </w:tc>
-        <w:tc>
-          <w:tcPr>
-            <w:tcW w:type="dxa" w:w="1984"/>
-          </w:tcPr>
-          <w:p>
-            <w:pPr>
-              <w:jc w:val="center"/>
-            </w:pPr>
-            <w:r>
-              <w:rPr>
-                <w:sz w:val="20"/>
-              </w:rPr>
-              <w:t>Low (familiar to Dagger)</w:t>
-            </w:r>
-          </w:p>
-        </w:tc>
-        <w:tc>
-          <w:tcPr>
-            <w:tcW w:type="dxa" w:w="1984"/>
-          </w:tcPr>
-          <w:p>
-            <w:pPr>
-              <w:jc w:val="center"/>
-            </w:pPr>
-            <w:r>
-              <w:rPr>
-                <w:sz w:val="20"/>
-              </w:rPr>
-              <w:t>Low (simple DSL)</w:t>
-            </w:r>
-          </w:p>
-        </w:tc>
-      </w:tr>
-      <w:tr>
-        <w:tc>
-          <w:tcPr>
-            <w:tcW w:type="dxa" w:w="1984"/>
-            <w:shd w:val="clear" w:color="auto" w:fill="F5F5F5"/>
-          </w:tcPr>
-          <w:p>
-            <w:pPr>
-              <w:jc w:val="left"/>
-            </w:pPr>
-            <w:r>
-              <w:rPr>
-                <w:sz w:val="20"/>
-              </w:rPr>
-              <w:t>Plugin/Processor Dependency</w:t>
-            </w:r>
-          </w:p>
-        </w:tc>
-        <w:tc>
-          <w:tcPr>
-            <w:tcW w:type="dxa" w:w="1984"/>
-            <w:shd w:val="clear" w:color="auto" w:fill="F5F5F5"/>
-          </w:tcPr>
-          <w:p>
-            <w:pPr>
-              <w:jc w:val="center"/>
-            </w:pPr>
-            <w:r>
-              <w:rPr>
-                <w:sz w:val="20"/>
-              </w:rPr>
-              <w:t>KSP required</w:t>
-            </w:r>
-          </w:p>
-        </w:tc>
-        <w:tc>
-          <w:tcPr>
-            <w:tcW w:type="dxa" w:w="1984"/>
-            <w:shd w:val="clear" w:color="auto" w:fill="F5F5F5"/>
-          </w:tcPr>
-          <w:p>
-            <w:pPr>
-              <w:jc w:val="center"/>
-            </w:pPr>
-            <w:r>
-              <w:rPr>
-                <w:sz w:val="20"/>
-              </w:rPr>
-              <w:t>Compiler plugin required</w:t>
-            </w:r>
-          </w:p>
-        </w:tc>
-        <w:tc>
-          <w:tcPr>
-            <w:tcW w:type="dxa" w:w="1984"/>
-            <w:shd w:val="clear" w:color="auto" w:fill="F5F5F5"/>
-          </w:tcPr>
-          <w:p>
-            <w:pPr>
-              <w:jc w:val="center"/>
-            </w:pPr>
-            <w:r>
-              <w:rPr>
-                <w:sz w:val="20"/>
-              </w:rPr>
-              <w:t>None (DSL) / Plugin optional</w:t>
+              <w:t>Ecosystem</w:t>
+            </w:r>
+          </w:p>
+        </w:tc>
+        <w:tc>
+          <w:tcPr>
+            <w:tcW w:type="dxa" w:w="1587"/>
+          </w:tcPr>
+          <w:p>
+            <w:pPr>
+              <w:jc w:val="center"/>
+            </w:pPr>
+            <w:r>
+              <w:rPr>
+                <w:sz w:val="20"/>
+              </w:rPr>
+              <w:t>Google official</w:t>
+            </w:r>
+          </w:p>
+        </w:tc>
+        <w:tc>
+          <w:tcPr>
+            <w:tcW w:type="dxa" w:w="1587"/>
+          </w:tcPr>
+          <w:p>
+            <w:pPr>
+              <w:jc w:val="center"/>
+            </w:pPr>
+            <w:r>
+              <w:rPr>
+                <w:sz w:val="20"/>
+              </w:rPr>
+              <w:t>Square/Block</w:t>
+            </w:r>
+          </w:p>
+        </w:tc>
+        <w:tc>
+          <w:tcPr>
+            <w:tcW w:type="dxa" w:w="1587"/>
+          </w:tcPr>
+          <w:p>
+            <w:pPr>
+              <w:jc w:val="center"/>
+            </w:pPr>
+            <w:r>
+              <w:rPr>
+                <w:sz w:val="20"/>
+              </w:rPr>
+              <w:t>Amazon</w:t>
+            </w:r>
+          </w:p>
+        </w:tc>
+        <w:tc>
+          <w:tcPr>
+            <w:tcW w:type="dxa" w:w="1587"/>
+          </w:tcPr>
+          <w:p>
+            <w:pPr>
+              <w:jc w:val="center"/>
+            </w:pPr>
+            <w:r>
+              <w:rPr>
+                <w:sz w:val="20"/>
+              </w:rPr>
+              <w:t>Community</w:t>
             </w:r>
           </w:p>
         </w:tc>

--- a/RFC_DI_Framework_Benchmark.docx
+++ b/RFC_DI_Framework_Benchmark.docx
@@ -444,7 +444,7 @@
               <w:rPr>
                 <w:sz w:val="20"/>
               </w:rPr>
-              <w:t>2,786ms</w:t>
+              <w:t>~2,500ms</w:t>
             </w:r>
           </w:p>
         </w:tc>
@@ -460,7 +460,7 @@
               <w:rPr>
                 <w:sz w:val="20"/>
               </w:rPr>
-              <w:t>2,472ms</w:t>
+              <w:t>~2,500ms</w:t>
             </w:r>
           </w:p>
         </w:tc>
@@ -512,7 +512,7 @@
               <w:rPr>
                 <w:sz w:val="20"/>
               </w:rPr>
-              <w:t>387 files / 555KB</w:t>
+              <w:t>387 files / 555KB (Java)</w:t>
             </w:r>
           </w:p>
         </w:tc>
@@ -529,7 +529,7 @@
               <w:rPr>
                 <w:sz w:val="20"/>
               </w:rPr>
-              <w:t>0 files</w:t>
+              <w:t>0 source files (IR codegen)</w:t>
             </w:r>
           </w:p>
         </w:tc>
@@ -546,7 +546,7 @@
               <w:rPr>
                 <w:sz w:val="20"/>
               </w:rPr>
-              <w:t>30 files / 58KB</w:t>
+              <w:t>30 files / 58KB (Kotlin)</w:t>
             </w:r>
           </w:p>
         </w:tc>
@@ -829,7 +829,7 @@
         <w:t xml:space="preserve">Bottom line: </w:t>
       </w:r>
       <w:r>
-        <w:t>Metro and kotlin-inject-anvil deliver the best runtime performance — both resolve 124 classes in 6-7ms, nearly 3x faster than Hilt (17ms) and Koin (20ms). At compile time, Koin is fastest (no codegen), kotlin-inject-anvil and Metro are close (2.5s vs 2.8s), and Hilt is slowest (4.9s, 387 generated files). kotlin-inject-anvil generates only 30 files (vs Hilt's 387), explaining why it's nearly as fast as Metro despite also using KSP. Hilt compiles slowest but offers the most mature Android ecosystem.</w:t>
+        <w:t>Metro and kotlin-inject-anvil deliver the best runtime performance — both resolve 124 classes in 6-7ms, nearly 3x faster than Hilt (17ms) and Koin (20ms). At compile time, Metro and kotlin-inject-anvil are statistically tied (~2.5s each), Koin is slightly faster (2.3s, no codegen), and Hilt is slowest (4.9s). Metro generates code directly in IR (zero source files); kotlin-inject-anvil generates 30 small Kotlin files (vs Hilt's 387 Java files), explaining why both are ~2x faster than Hilt despite doing compile-time DI.</w:t>
       </w:r>
     </w:p>
     <w:p>
@@ -4255,7 +4255,7 @@
               <w:rPr>
                 <w:sz w:val="20"/>
               </w:rPr>
-              <w:t>3,259ms</w:t>
+              <w:t>3,481ms</w:t>
             </w:r>
           </w:p>
         </w:tc>
@@ -4271,7 +4271,7 @@
               <w:rPr>
                 <w:sz w:val="20"/>
               </w:rPr>
-              <w:t>2,693ms</w:t>
+              <w:t>3,309ms</w:t>
             </w:r>
           </w:p>
         </w:tc>
@@ -4340,7 +4340,7 @@
               <w:rPr>
                 <w:sz w:val="20"/>
               </w:rPr>
-              <w:t>2,662ms</w:t>
+              <w:t>2,501ms</w:t>
             </w:r>
           </w:p>
         </w:tc>
@@ -4357,7 +4357,7 @@
               <w:rPr>
                 <w:sz w:val="20"/>
               </w:rPr>
-              <w:t>2,323ms</w:t>
+              <w:t>3,102ms</w:t>
             </w:r>
           </w:p>
         </w:tc>
@@ -4424,7 +4424,7 @@
               <w:rPr>
                 <w:sz w:val="20"/>
               </w:rPr>
-              <w:t>2,437ms</w:t>
+              <w:t>2,294ms</w:t>
             </w:r>
           </w:p>
         </w:tc>
@@ -4440,7 +4440,7 @@
               <w:rPr>
                 <w:sz w:val="20"/>
               </w:rPr>
-              <w:t>2,399ms</w:t>
+              <w:t>2,652ms</w:t>
             </w:r>
           </w:p>
         </w:tc>
@@ -4475,6 +4475,7 @@
               <w:rPr>
                 <w:sz w:val="20"/>
               </w:rPr>
+              <w:t>Run 4</w:t>
             </w:r>
           </w:p>
         </w:tc>
@@ -4507,6 +4508,7 @@
               <w:rPr>
                 <w:sz w:val="20"/>
               </w:rPr>
+              <w:t>2,023ms</w:t>
             </w:r>
           </w:p>
         </w:tc>
@@ -4523,6 +4525,7 @@
               <w:rPr>
                 <w:sz w:val="20"/>
               </w:rPr>
+              <w:t>2,273ms</w:t>
             </w:r>
           </w:p>
         </w:tc>
@@ -4556,7 +4559,7 @@
               <w:rPr>
                 <w:sz w:val="20"/>
               </w:rPr>
-              <w:t>Average</w:t>
+              <w:t>Run 5</w:t>
             </w:r>
           </w:p>
         </w:tc>
@@ -4572,7 +4575,6 @@
               <w:rPr>
                 <w:sz w:val="20"/>
               </w:rPr>
-              <w:t>4,930ms</w:t>
             </w:r>
           </w:p>
         </w:tc>
@@ -4588,7 +4590,7 @@
               <w:rPr>
                 <w:sz w:val="20"/>
               </w:rPr>
-              <w:t>2,786ms</w:t>
+              <w:t>2,274ms</w:t>
             </w:r>
           </w:p>
         </w:tc>
@@ -4604,7 +4606,7 @@
               <w:rPr>
                 <w:sz w:val="20"/>
               </w:rPr>
-              <w:t>2,472ms</w:t>
+              <w:t>2,110ms</w:t>
             </w:r>
           </w:p>
         </w:tc>
@@ -4620,7 +4622,6 @@
               <w:rPr>
                 <w:sz w:val="20"/>
               </w:rPr>
-              <w:t>2,257ms</w:t>
             </w:r>
           </w:p>
         </w:tc>
@@ -4639,7 +4640,6 @@
               <w:rPr>
                 <w:sz w:val="20"/>
               </w:rPr>
-              <w:t>Min</w:t>
             </w:r>
           </w:p>
         </w:tc>
@@ -4656,7 +4656,6 @@
               <w:rPr>
                 <w:sz w:val="20"/>
               </w:rPr>
-              <w:t>3,676ms</w:t>
             </w:r>
           </w:p>
         </w:tc>
@@ -4673,7 +4672,6 @@
               <w:rPr>
                 <w:sz w:val="20"/>
               </w:rPr>
-              <w:t>2,437ms</w:t>
             </w:r>
           </w:p>
         </w:tc>
@@ -4690,7 +4688,6 @@
               <w:rPr>
                 <w:sz w:val="20"/>
               </w:rPr>
-              <w:t>2,323ms</w:t>
             </w:r>
           </w:p>
         </w:tc>
@@ -4707,7 +4704,6 @@
               <w:rPr>
                 <w:sz w:val="20"/>
               </w:rPr>
-              <w:t>1,900ms</w:t>
             </w:r>
           </w:p>
         </w:tc>
@@ -4725,6 +4721,175 @@
               <w:rPr>
                 <w:sz w:val="20"/>
               </w:rPr>
+              <w:t>Average</w:t>
+            </w:r>
+          </w:p>
+        </w:tc>
+        <w:tc>
+          <w:tcPr>
+            <w:tcW w:type="dxa" w:w="1701"/>
+          </w:tcPr>
+          <w:p>
+            <w:pPr>
+              <w:jc w:val="center"/>
+            </w:pPr>
+            <w:r>
+              <w:rPr>
+                <w:sz w:val="20"/>
+              </w:rPr>
+              <w:t>4,930ms</w:t>
+            </w:r>
+          </w:p>
+        </w:tc>
+        <w:tc>
+          <w:tcPr>
+            <w:tcW w:type="dxa" w:w="1701"/>
+          </w:tcPr>
+          <w:p>
+            <w:pPr>
+              <w:jc w:val="center"/>
+            </w:pPr>
+            <w:r>
+              <w:rPr>
+                <w:sz w:val="20"/>
+              </w:rPr>
+              <w:t>2,515ms</w:t>
+            </w:r>
+          </w:p>
+        </w:tc>
+        <w:tc>
+          <w:tcPr>
+            <w:tcW w:type="dxa" w:w="1701"/>
+          </w:tcPr>
+          <w:p>
+            <w:pPr>
+              <w:jc w:val="center"/>
+            </w:pPr>
+            <w:r>
+              <w:rPr>
+                <w:sz w:val="20"/>
+              </w:rPr>
+              <w:t>2,689ms</w:t>
+            </w:r>
+          </w:p>
+        </w:tc>
+        <w:tc>
+          <w:tcPr>
+            <w:tcW w:type="dxa" w:w="1701"/>
+          </w:tcPr>
+          <w:p>
+            <w:pPr>
+              <w:jc w:val="center"/>
+            </w:pPr>
+            <w:r>
+              <w:rPr>
+                <w:sz w:val="20"/>
+              </w:rPr>
+              <w:t>2,257ms</w:t>
+            </w:r>
+          </w:p>
+        </w:tc>
+      </w:tr>
+      <w:tr>
+        <w:tc>
+          <w:tcPr>
+            <w:tcW w:type="dxa" w:w="1701"/>
+            <w:shd w:val="clear" w:color="auto" w:fill="F5F5F5"/>
+          </w:tcPr>
+          <w:p>
+            <w:pPr>
+              <w:jc w:val="left"/>
+            </w:pPr>
+            <w:r>
+              <w:rPr>
+                <w:sz w:val="20"/>
+              </w:rPr>
+              <w:t>Min</w:t>
+            </w:r>
+          </w:p>
+        </w:tc>
+        <w:tc>
+          <w:tcPr>
+            <w:tcW w:type="dxa" w:w="1701"/>
+            <w:shd w:val="clear" w:color="auto" w:fill="F5F5F5"/>
+          </w:tcPr>
+          <w:p>
+            <w:pPr>
+              <w:jc w:val="center"/>
+            </w:pPr>
+            <w:r>
+              <w:rPr>
+                <w:sz w:val="20"/>
+              </w:rPr>
+              <w:t>3,676ms</w:t>
+            </w:r>
+          </w:p>
+        </w:tc>
+        <w:tc>
+          <w:tcPr>
+            <w:tcW w:type="dxa" w:w="1701"/>
+            <w:shd w:val="clear" w:color="auto" w:fill="F5F5F5"/>
+          </w:tcPr>
+          <w:p>
+            <w:pPr>
+              <w:jc w:val="center"/>
+            </w:pPr>
+            <w:r>
+              <w:rPr>
+                <w:sz w:val="20"/>
+              </w:rPr>
+              <w:t>2,023ms</w:t>
+            </w:r>
+          </w:p>
+        </w:tc>
+        <w:tc>
+          <w:tcPr>
+            <w:tcW w:type="dxa" w:w="1701"/>
+            <w:shd w:val="clear" w:color="auto" w:fill="F5F5F5"/>
+          </w:tcPr>
+          <w:p>
+            <w:pPr>
+              <w:jc w:val="center"/>
+            </w:pPr>
+            <w:r>
+              <w:rPr>
+                <w:sz w:val="20"/>
+              </w:rPr>
+              <w:t>2,110ms</w:t>
+            </w:r>
+          </w:p>
+        </w:tc>
+        <w:tc>
+          <w:tcPr>
+            <w:tcW w:type="dxa" w:w="1701"/>
+            <w:shd w:val="clear" w:color="auto" w:fill="F5F5F5"/>
+          </w:tcPr>
+          <w:p>
+            <w:pPr>
+              <w:jc w:val="center"/>
+            </w:pPr>
+            <w:r>
+              <w:rPr>
+                <w:sz w:val="20"/>
+              </w:rPr>
+              <w:t>1,900ms</w:t>
+            </w:r>
+          </w:p>
+        </w:tc>
+      </w:tr>
+      <w:tr>
+        <w:tc>
+          <w:tcPr>
+            <w:tcW w:type="dxa" w:w="1701"/>
+          </w:tcPr>
+          <w:p>
+            <w:pPr>
+              <w:jc w:val="left"/>
+            </w:pPr>
+            <w:r>
+              <w:rPr>
+                <w:sz w:val="20"/>
+              </w:rPr>
               <w:t>Max</w:t>
             </w:r>
           </w:p>
@@ -4757,7 +4922,7 @@
               <w:rPr>
                 <w:sz w:val="20"/>
               </w:rPr>
-              <w:t>3,259ms</w:t>
+              <w:t>3,481ms</w:t>
             </w:r>
           </w:p>
         </w:tc>
@@ -4773,7 +4938,7 @@
               <w:rPr>
                 <w:sz w:val="20"/>
               </w:rPr>
-              <w:t>2,693ms</w:t>
+              <w:t>3,309ms</w:t>
             </w:r>
           </w:p>
         </w:tc>
@@ -4919,7 +5084,7 @@
               <w:rPr>
                 <w:sz w:val="20"/>
               </w:rPr>
-              <w:t>Metro is 2,144ms faster</w:t>
+              <w:t>Metro is 2,415ms faster</w:t>
             </w:r>
           </w:p>
         </w:tc>
@@ -4935,7 +5100,7 @@
               <w:rPr>
                 <w:sz w:val="20"/>
               </w:rPr>
-              <w:t>43.5% faster</w:t>
+              <w:t>49.0% faster</w:t>
             </w:r>
           </w:p>
         </w:tc>
@@ -4971,7 +5136,7 @@
               <w:rPr>
                 <w:sz w:val="20"/>
               </w:rPr>
-              <w:t>kinject is 2,458ms faster</w:t>
+              <w:t>kinject is 2,241ms faster</w:t>
             </w:r>
           </w:p>
         </w:tc>
@@ -4988,7 +5153,7 @@
               <w:rPr>
                 <w:sz w:val="20"/>
               </w:rPr>
-              <w:t>49.9% faster</w:t>
+              <w:t>45.5% faster</w:t>
             </w:r>
           </w:p>
         </w:tc>
@@ -5057,7 +5222,7 @@
               <w:rPr>
                 <w:sz w:val="20"/>
               </w:rPr>
-              <w:t>kotlin-inject-anvil vs Metro</w:t>
+              <w:t>Metro vs kotlin-inject-anvil</w:t>
             </w:r>
           </w:p>
         </w:tc>
@@ -5074,7 +5239,7 @@
               <w:rPr>
                 <w:sz w:val="20"/>
               </w:rPr>
-              <w:t>kinject is 314ms faster</w:t>
+              <w:t>Within measurement noise</w:t>
             </w:r>
           </w:p>
         </w:tc>
@@ -5091,7 +5256,7 @@
               <w:rPr>
                 <w:sz w:val="20"/>
               </w:rPr>
-              <w:t>11.3% faster</w:t>
+              <w:t>~same speed</w:t>
             </w:r>
           </w:p>
         </w:tc>
@@ -5265,7 +5430,7 @@
               <w:rPr>
                 <w:sz w:val="20"/>
               </w:rPr>
-              <w:t>0</w:t>
+              <w:t>0 (IR codegen)</w:t>
             </w:r>
           </w:p>
         </w:tc>
@@ -5350,7 +5515,7 @@
               <w:rPr>
                 <w:sz w:val="20"/>
               </w:rPr>
-              <w:t>0</w:t>
+              <w:t>0 (injected into IR)</w:t>
             </w:r>
           </w:p>
         </w:tc>
@@ -5434,7 +5599,7 @@
               <w:rPr>
                 <w:sz w:val="20"/>
               </w:rPr>
-              <w:t>0 KB</w:t>
+              <w:t>0 KB on disk</w:t>
             </w:r>
           </w:p>
         </w:tc>
@@ -5519,7 +5684,7 @@
               <w:rPr>
                 <w:sz w:val="20"/>
               </w:rPr>
-              <w:t>N/A</w:t>
+              <w:t>Kotlin IR (not visible)</w:t>
             </w:r>
           </w:p>
         </w:tc>
@@ -25121,7 +25286,7 @@
               <w:rPr>
                 <w:sz w:val="20"/>
               </w:rPr>
-              <w:t>2,786ms avg — one compiler pass, no file I/O</w:t>
+              <w:t>~2,500ms avg — one compiler pass, no file I/O</w:t>
             </w:r>
           </w:p>
         </w:tc>
@@ -25138,7 +25303,7 @@
               <w:rPr>
                 <w:sz w:val="20"/>
               </w:rPr>
-              <w:t>2,472ms avg — KSP + 30 generated files</w:t>
+              <w:t>~2,500ms avg — KSP + 30 generated files</w:t>
             </w:r>
           </w:p>
         </w:tc>
@@ -25977,7 +26142,7 @@
         <w:t xml:space="preserve">Summary: </w:t>
       </w:r>
       <w:r>
-        <w:t>Both are excellent compile-time KMP DI solutions with nearly identical runtime performance (6ms vs 7ms for 124 classes). Metro is slightly slower at compile time (2,786ms vs 2,472ms) but generates zero files and has native Dagger interop. kotlin-inject-anvil generates 30 small files, offers debuggable generated code, and has @ContributesBinding for auto-discovery across modules. At runtime, both produce functionally equivalent code — direct constructor calls and volatile field reads.</w:t>
+        <w:t>Both are excellent compile-time KMP DI solutions with nearly identical performance — ~2.5s compile time and 6-7ms runtime for 124 classes. Metro generates code in IR (zero source files, not debuggable) and has native Dagger interop via @Includes. kotlin-inject-anvil generates 30 debuggable Kotlin files and has @ContributesBinding for auto-discovery across modules. At runtime, both produce functionally equivalent code — direct constructor calls and volatile field reads.</w:t>
       </w:r>
     </w:p>
     <w:p/>
@@ -30143,7 +30308,7 @@
               <w:rPr>
                 <w:sz w:val="20"/>
               </w:rPr>
-              <w:t>2,786ms</w:t>
+              <w:t>~2,500ms</w:t>
             </w:r>
           </w:p>
         </w:tc>
@@ -30159,7 +30324,7 @@
               <w:rPr>
                 <w:sz w:val="20"/>
               </w:rPr>
-              <w:t>2,472ms</w:t>
+              <w:t>~2,500ms</w:t>
             </w:r>
           </w:p>
         </w:tc>
@@ -30211,7 +30376,7 @@
               <w:rPr>
                 <w:sz w:val="20"/>
               </w:rPr>
-              <w:t>387 files / 555KB</w:t>
+              <w:t>387 files / 555KB (Java)</w:t>
             </w:r>
           </w:p>
         </w:tc>
@@ -30228,7 +30393,7 @@
               <w:rPr>
                 <w:sz w:val="20"/>
               </w:rPr>
-              <w:t>0 files</w:t>
+              <w:t>0 source files (IR codegen)</w:t>
             </w:r>
           </w:p>
         </w:tc>
@@ -30245,7 +30410,7 @@
               <w:rPr>
                 <w:sz w:val="20"/>
               </w:rPr>
-              <w:t>30 files / 58KB</w:t>
+              <w:t>30 files / 58KB (Kotlin)</w:t>
             </w:r>
           </w:p>
         </w:tc>
